--- a/capture_texte/fiche en cours de remplissage/Fiche_resume_meynadier_renaud.docx
+++ b/capture_texte/fiche en cours de remplissage/Fiche_resume_meynadier_renaud.docx
@@ -115,6 +115,21 @@
     <w:p>
       <w:r>
         <w:t>Description rapide du ou des projets et des technologies utilisées.</w:t>
+      </w:r>
+    </w:p>
+    <w:p>
+      <w:r>
+        <w:t>Almerys c’est quoi ? D’abord pour moi 80 marches à monter. 400 personnes ici.</w:t>
+      </w:r>
+    </w:p>
+    <w:p>
+      <w:r>
+        <w:t>Almerys. Utilise sa propre génération d’énergie, avec des prises de courant spéciales anti-coupure d’électricité.</w:t>
+      </w:r>
+    </w:p>
+    <w:p>
+      <w:r>
+        <w:t>Rien ne doit perturber la connexion internet ou l’alimentation. Les données de serveur de la citadelle sont sauvegardées sur des bobines (type seconde guerre mondiale.</w:t>
       </w:r>
     </w:p>
     <w:p/>

--- a/capture_texte/fiche en cours de remplissage/Fiche_resume_meynadier_renaud.docx
+++ b/capture_texte/fiche en cours de remplissage/Fiche_resume_meynadier_renaud.docx
@@ -1,163 +1,24 @@
 
 <file path=word/document.xml><?xml version="1.0" encoding="utf-8"?>
-<w:document xmlns:wpc="http://schemas.microsoft.com/office/word/2010/wordprocessingCanvas" xmlns:cx="http://schemas.microsoft.com/office/drawing/2014/chartex" xmlns:cx1="http://schemas.microsoft.com/office/drawing/2015/9/8/chartex" xmlns:cx2="http://schemas.microsoft.com/office/drawing/2015/10/21/chartex" xmlns:cx3="http://schemas.microsoft.com/office/drawing/2016/5/9/chartex" xmlns:cx4="http://schemas.microsoft.com/office/drawing/2016/5/10/chartex" xmlns:cx5="http://schemas.microsoft.com/office/drawing/2016/5/11/chartex" xmlns:cx6="http://schemas.microsoft.com/office/drawing/2016/5/12/chartex" xmlns:cx7="http://schemas.microsoft.com/office/drawing/2016/5/13/chartex" xmlns:cx8="http://schemas.microsoft.com/office/drawing/2016/5/14/chartex" xmlns:mc="http://schemas.openxmlformats.org/markup-compatibility/2006" xmlns:aink="http://schemas.microsoft.com/office/drawing/2016/ink" xmlns:am3d="http://schemas.microsoft.com/office/drawing/2017/model3d" xmlns:o="urn:schemas-microsoft-com:office:office" xmlns:r="http://schemas.openxmlformats.org/officeDocument/2006/relationships" xmlns:m="http://schemas.openxmlformats.org/officeDocument/2006/math" xmlns:v="urn:schemas-microsoft-com:vml" xmlns:wp14="http://schemas.microsoft.com/office/word/2010/wordprocessingDrawing" xmlns:wp="http://schemas.openxmlformats.org/drawingml/2006/wordprocessingDrawing" xmlns:w10="urn:schemas-microsoft-com:office:word" xmlns:w="http://schemas.openxmlformats.org/wordprocessingml/2006/main" xmlns:w14="http://schemas.microsoft.com/office/word/2010/wordml" xmlns:w15="http://schemas.microsoft.com/office/word/2012/wordml" xmlns:w16cex="http://schemas.microsoft.com/office/word/2018/wordml/cex" xmlns:w16cid="http://schemas.microsoft.com/office/word/2016/wordml/cid" xmlns:w16="http://schemas.microsoft.com/office/word/2018/wordml" xmlns:w16sdtdh="http://schemas.microsoft.com/office/word/2020/wordml/sdtdatahash" xmlns:w16se="http://schemas.microsoft.com/office/word/2015/wordml/symex" xmlns:wpg="http://schemas.microsoft.com/office/word/2010/wordprocessingGroup" xmlns:wpi="http://schemas.microsoft.com/office/word/2010/wordprocessingInk" xmlns:wne="http://schemas.microsoft.com/office/word/2006/wordml" xmlns:wps="http://schemas.microsoft.com/office/word/2010/wordprocessingShape" mc:Ignorable="w14 w15 w16se w16cid w16 w16cex w16sdtdh wp14">
+<w:document xmlns:o="urn:schemas-microsoft-com:office:office" xmlns:r="http://schemas.openxmlformats.org/officeDocument/2006/relationships" xmlns:v="urn:schemas-microsoft-com:vml" xmlns:w="http://schemas.openxmlformats.org/wordprocessingml/2006/main" xmlns:w10="urn:schemas-microsoft-com:office:word" xmlns:wp="http://schemas.openxmlformats.org/drawingml/2006/wordprocessingDrawing" xmlns:wps="http://schemas.microsoft.com/office/word/2010/wordprocessingShape" xmlns:wpg="http://schemas.microsoft.com/office/word/2010/wordprocessingGroup" xmlns:mc="http://schemas.openxmlformats.org/markup-compatibility/2006" xmlns:wp14="http://schemas.microsoft.com/office/word/2010/wordprocessingDrawing" xmlns:w14="http://schemas.microsoft.com/office/word/2010/wordml" mc:Ignorable="w14 wp14">
   <w:body>
     <w:p>
       <w:pPr>
-        <w:jc w:val="both"/>
-      </w:pPr>
-      <w:r>
-        <w:t xml:space="preserve">Nom : MEYNADIER </w:t>
-      </w:r>
-      <w:r>
-        <w:tab/>
-      </w:r>
-      <w:r>
-        <w:tab/>
-      </w:r>
-      <w:r>
-        <w:tab/>
-      </w:r>
-      <w:r>
-        <w:tab/>
-      </w:r>
-      <w:r>
-        <w:tab/>
-      </w:r>
-      <w:r>
-        <w:tab/>
-      </w:r>
-      <w:r>
-        <w:tab/>
-      </w:r>
-      <w:r>
-        <w:tab/>
-      </w:r>
-      <w:r>
-        <w:tab/>
-      </w:r>
-      <w:r>
-        <w:tab/>
-      </w:r>
-    </w:p>
-    <w:p>
-      <w:pPr>
-        <w:jc w:val="both"/>
-      </w:pPr>
-      <w:r>
-        <w:t>Prénom : Renaud</w:t>
-      </w:r>
-    </w:p>
-    <w:p>
-      <w:r>
-        <w:tab/>
-      </w:r>
-    </w:p>
-    <w:p>
-      <w:r>
-        <w:tab/>
-      </w:r>
-      <w:r>
-        <w:tab/>
-      </w:r>
-      <w:r>
-        <w:tab/>
-      </w:r>
-      <w:r>
-        <w:tab/>
-      </w:r>
-      <w:r>
-        <w:tab/>
-      </w:r>
-      <w:r>
-        <w:tab/>
-      </w:r>
-      <w:r>
-        <w:tab/>
-      </w:r>
-    </w:p>
-    <w:p>
-      <w:pPr>
-        <w:jc w:val="center"/>
-        <w:rPr>
-          <w:b/>
-          <w:bCs/>
-          <w:sz w:val="24"/>
-          <w:szCs w:val="24"/>
-        </w:rPr>
-      </w:pPr>
-      <w:r>
-        <w:rPr>
-          <w:b/>
-          <w:bCs/>
-          <w:sz w:val="24"/>
-          <w:szCs w:val="24"/>
-        </w:rPr>
-        <w:t>Intitulé de la formation : Développeur Web et Web Mobile.</w:t>
-      </w:r>
-    </w:p>
-    <w:p/>
-    <w:p>
-      <w:r>
-        <w:t xml:space="preserve">Description d’entreprise d’accueil </w:t>
-      </w:r>
-    </w:p>
-    <w:p>
-      <w:r>
-        <w:t>Description rapide des missions du stage</w:t>
-      </w:r>
-    </w:p>
-    <w:p>
-      <w:r>
-        <w:t>Si le projet ne couvre pas tout écrire = Le projet de stage ne couvrant pas toutes les compétences du référentiel, j’ai travaillé sur un projet annexe.</w:t>
-      </w:r>
-    </w:p>
-    <w:p>
-      <w:r>
-        <w:t>Description rapide du ou des projets et des technologies utilisées.</w:t>
-      </w:r>
-    </w:p>
-    <w:p>
-      <w:r>
-        <w:t>Almerys c’est quoi ? D’abord pour moi 80 marches à monter. 400 personnes ici.</w:t>
-      </w:r>
-    </w:p>
-    <w:p>
-      <w:r>
-        <w:t>Almerys. Utilise sa propre génération d’énergie, avec des prises de courant spéciales anti-coupure d’électricité.</w:t>
-      </w:r>
-    </w:p>
-    <w:p>
-      <w:r>
-        <w:t>Rien ne doit perturber la connexion internet ou l’alimentation. Les données de serveur de la citadelle sont sauvegardées sur des bobines (type seconde guerre mondiale.</w:t>
-      </w:r>
-    </w:p>
-    <w:p/>
-    <w:p>
-      <w:r>
-        <w:t>Titre : Résumé</w:t>
-      </w:r>
-    </w:p>
-    <w:p/>
-    <w:p/>
-    <w:p/>
-    <w:p/>
-    <w:p/>
-    <w:p/>
-    <w:p/>
-    <w:p>
-      <w:pPr>
-        <w:jc w:val="center"/>
-      </w:pPr>
-      <w:r>
-        <w:rPr>
-          <w:noProof/>
+        <w:pStyle w:val="Normal"/>
+        <w:jc w:val="both"/>
+        <w:rPr>
+          <w:color w:val="000000"/>
+        </w:rPr>
+      </w:pPr>
+      <w:r>
+        <w:rPr>
+          <w:color w:val="000000"/>
         </w:rPr>
         <w:drawing>
-          <wp:inline distT="0" distB="0" distL="0" distR="0" wp14:anchorId="57537153" wp14:editId="25479106">
-            <wp:extent cx="1080572" cy="1366873"/>
-            <wp:effectExtent l="0" t="0" r="5715" b="5080"/>
-            <wp:docPr id="3" name="Image 3" descr="Une image contenant texte&#10;&#10;Description générée automatiquement"/>
+          <wp:inline distT="0" distB="0" distL="0" distR="0">
+            <wp:extent cx="1080770" cy="1367155"/>
+            <wp:effectExtent l="0" t="0" r="0" b="0"/>
+            <wp:docPr id="1" name="Image 3" descr="Une image contenant texte&#10;&#10;Description générée automatiquement"/>
             <wp:cNvGraphicFramePr>
               <a:graphicFrameLocks xmlns:a="http://schemas.openxmlformats.org/drawingml/2006/main" noChangeAspect="1"/>
             </wp:cNvGraphicFramePr>
@@ -165,20 +26,13 @@
               <a:graphicData uri="http://schemas.openxmlformats.org/drawingml/2006/picture">
                 <pic:pic xmlns:pic="http://schemas.openxmlformats.org/drawingml/2006/picture">
                   <pic:nvPicPr>
-                    <pic:cNvPr id="3" name="Image 3" descr="Une image contenant texte&#10;&#10;Description générée automatiquement"/>
+                    <pic:cNvPr id="1" name="Image 3" descr="Une image contenant texte&#10;&#10;Description générée automatiquement"/>
                     <pic:cNvPicPr>
                       <a:picLocks noChangeAspect="1" noChangeArrowheads="1"/>
                     </pic:cNvPicPr>
                   </pic:nvPicPr>
                   <pic:blipFill>
-                    <a:blip r:embed="rId4" cstate="print">
-                      <a:extLst>
-                        <a:ext uri="{28A0092B-C50C-407E-A947-70E740481C1C}">
-                          <a14:useLocalDpi xmlns:a14="http://schemas.microsoft.com/office/drawing/2010/main" val="0"/>
-                        </a:ext>
-                      </a:extLst>
-                    </a:blip>
-                    <a:srcRect/>
+                    <a:blip r:embed="rId2"/>
                     <a:stretch>
                       <a:fillRect/>
                     </a:stretch>
@@ -186,15 +40,11 @@
                   <pic:spPr bwMode="auto">
                     <a:xfrm>
                       <a:off x="0" y="0"/>
-                      <a:ext cx="1121021" cy="1418040"/>
+                      <a:ext cx="1080770" cy="1367155"/>
                     </a:xfrm>
                     <a:prstGeom prst="rect">
                       <a:avLst/>
                     </a:prstGeom>
-                    <a:noFill/>
-                    <a:ln>
-                      <a:noFill/>
-                    </a:ln>
                   </pic:spPr>
                 </pic:pic>
               </a:graphicData>
@@ -204,13 +54,13 @@
       </w:r>
       <w:r>
         <w:rPr>
-          <w:noProof/>
+          <w:color w:val="000000"/>
         </w:rPr>
         <w:drawing>
-          <wp:inline distT="0" distB="0" distL="0" distR="0" wp14:anchorId="07023B10" wp14:editId="070D138C">
-            <wp:extent cx="1200150" cy="853048"/>
-            <wp:effectExtent l="0" t="0" r="0" b="4445"/>
-            <wp:docPr id="6" name="Image 6"/>
+          <wp:inline distT="0" distB="0" distL="0" distR="0">
+            <wp:extent cx="1200150" cy="853440"/>
+            <wp:effectExtent l="0" t="0" r="0" b="0"/>
+            <wp:docPr id="2" name="Image 6" descr=""/>
             <wp:cNvGraphicFramePr>
               <a:graphicFrameLocks xmlns:a="http://schemas.openxmlformats.org/drawingml/2006/main" noChangeAspect="1"/>
             </wp:cNvGraphicFramePr>
@@ -218,20 +68,13 @@
               <a:graphicData uri="http://schemas.openxmlformats.org/drawingml/2006/picture">
                 <pic:pic xmlns:pic="http://schemas.openxmlformats.org/drawingml/2006/picture">
                   <pic:nvPicPr>
-                    <pic:cNvPr id="0" name="Picture 11"/>
+                    <pic:cNvPr id="2" name="Image 6" descr=""/>
                     <pic:cNvPicPr>
                       <a:picLocks noChangeAspect="1" noChangeArrowheads="1"/>
                     </pic:cNvPicPr>
                   </pic:nvPicPr>
                   <pic:blipFill>
-                    <a:blip r:embed="rId5">
-                      <a:extLst>
-                        <a:ext uri="{28A0092B-C50C-407E-A947-70E740481C1C}">
-                          <a14:useLocalDpi xmlns:a14="http://schemas.microsoft.com/office/drawing/2010/main" val="0"/>
-                        </a:ext>
-                      </a:extLst>
-                    </a:blip>
-                    <a:srcRect/>
+                    <a:blip r:embed="rId3"/>
                     <a:stretch>
                       <a:fillRect/>
                     </a:stretch>
@@ -239,15 +82,11 @@
                   <pic:spPr bwMode="auto">
                     <a:xfrm>
                       <a:off x="0" y="0"/>
-                      <a:ext cx="1208414" cy="858922"/>
+                      <a:ext cx="1200150" cy="853440"/>
                     </a:xfrm>
                     <a:prstGeom prst="rect">
                       <a:avLst/>
                     </a:prstGeom>
-                    <a:noFill/>
-                    <a:ln>
-                      <a:noFill/>
-                    </a:ln>
                   </pic:spPr>
                 </pic:pic>
               </a:graphicData>
@@ -257,13 +96,13 @@
       </w:r>
       <w:r>
         <w:rPr>
-          <w:noProof/>
+          <w:color w:val="000000"/>
         </w:rPr>
         <w:drawing>
-          <wp:inline distT="0" distB="0" distL="0" distR="0" wp14:anchorId="483845C3" wp14:editId="62DD4956">
-            <wp:extent cx="871297" cy="726108"/>
+          <wp:inline distT="0" distB="0" distL="0" distR="0">
+            <wp:extent cx="871220" cy="725805"/>
             <wp:effectExtent l="0" t="0" r="0" b="0"/>
-            <wp:docPr id="4" name="Image 4"/>
+            <wp:docPr id="3" name="Image 4" descr=""/>
             <wp:cNvGraphicFramePr>
               <a:graphicFrameLocks xmlns:a="http://schemas.openxmlformats.org/drawingml/2006/main" noChangeAspect="1"/>
             </wp:cNvGraphicFramePr>
@@ -271,20 +110,13 @@
               <a:graphicData uri="http://schemas.openxmlformats.org/drawingml/2006/picture">
                 <pic:pic xmlns:pic="http://schemas.openxmlformats.org/drawingml/2006/picture">
                   <pic:nvPicPr>
-                    <pic:cNvPr id="0" name="Picture 4"/>
+                    <pic:cNvPr id="3" name="Image 4" descr=""/>
                     <pic:cNvPicPr>
                       <a:picLocks noChangeAspect="1" noChangeArrowheads="1"/>
                     </pic:cNvPicPr>
                   </pic:nvPicPr>
                   <pic:blipFill>
-                    <a:blip r:embed="rId6" cstate="print">
-                      <a:extLst>
-                        <a:ext uri="{28A0092B-C50C-407E-A947-70E740481C1C}">
-                          <a14:useLocalDpi xmlns:a14="http://schemas.microsoft.com/office/drawing/2010/main" val="0"/>
-                        </a:ext>
-                      </a:extLst>
-                    </a:blip>
-                    <a:srcRect/>
+                    <a:blip r:embed="rId4"/>
                     <a:stretch>
                       <a:fillRect/>
                     </a:stretch>
@@ -292,15 +124,11 @@
                   <pic:spPr bwMode="auto">
                     <a:xfrm>
                       <a:off x="0" y="0"/>
-                      <a:ext cx="879202" cy="732696"/>
+                      <a:ext cx="871220" cy="725805"/>
                     </a:xfrm>
                     <a:prstGeom prst="rect">
                       <a:avLst/>
                     </a:prstGeom>
-                    <a:noFill/>
-                    <a:ln>
-                      <a:noFill/>
-                    </a:ln>
                   </pic:spPr>
                 </pic:pic>
               </a:graphicData>
@@ -310,13 +138,13 @@
       </w:r>
       <w:r>
         <w:rPr>
-          <w:noProof/>
+          <w:color w:val="000000"/>
         </w:rPr>
         <w:drawing>
-          <wp:inline distT="0" distB="0" distL="0" distR="0" wp14:anchorId="03C2366F" wp14:editId="4CAEEE2E">
-            <wp:extent cx="1128395" cy="791071"/>
-            <wp:effectExtent l="0" t="0" r="0" b="9525"/>
-            <wp:docPr id="2" name="Image 2"/>
+          <wp:inline distT="0" distB="0" distL="0" distR="0">
+            <wp:extent cx="1128395" cy="791210"/>
+            <wp:effectExtent l="0" t="0" r="0" b="0"/>
+            <wp:docPr id="4" name="Image 2" descr=""/>
             <wp:cNvGraphicFramePr>
               <a:graphicFrameLocks xmlns:a="http://schemas.openxmlformats.org/drawingml/2006/main" noChangeAspect="1"/>
             </wp:cNvGraphicFramePr>
@@ -324,20 +152,13 @@
               <a:graphicData uri="http://schemas.openxmlformats.org/drawingml/2006/picture">
                 <pic:pic xmlns:pic="http://schemas.openxmlformats.org/drawingml/2006/picture">
                   <pic:nvPicPr>
-                    <pic:cNvPr id="0" name="Picture 2"/>
+                    <pic:cNvPr id="4" name="Image 2" descr=""/>
                     <pic:cNvPicPr>
                       <a:picLocks noChangeAspect="1" noChangeArrowheads="1"/>
                     </pic:cNvPicPr>
                   </pic:nvPicPr>
                   <pic:blipFill>
-                    <a:blip r:embed="rId7" cstate="print">
-                      <a:extLst>
-                        <a:ext uri="{28A0092B-C50C-407E-A947-70E740481C1C}">
-                          <a14:useLocalDpi xmlns:a14="http://schemas.microsoft.com/office/drawing/2010/main" val="0"/>
-                        </a:ext>
-                      </a:extLst>
-                    </a:blip>
-                    <a:srcRect/>
+                    <a:blip r:embed="rId5"/>
                     <a:stretch>
                       <a:fillRect/>
                     </a:stretch>
@@ -345,15 +166,11 @@
                   <pic:spPr bwMode="auto">
                     <a:xfrm>
                       <a:off x="0" y="0"/>
-                      <a:ext cx="1139534" cy="798880"/>
+                      <a:ext cx="1128395" cy="791210"/>
                     </a:xfrm>
                     <a:prstGeom prst="rect">
                       <a:avLst/>
                     </a:prstGeom>
-                    <a:noFill/>
-                    <a:ln>
-                      <a:noFill/>
-                    </a:ln>
                   </pic:spPr>
                 </pic:pic>
               </a:graphicData>
@@ -363,13 +180,13 @@
       </w:r>
       <w:r>
         <w:rPr>
-          <w:noProof/>
+          <w:color w:val="000000"/>
         </w:rPr>
         <w:drawing>
-          <wp:inline distT="0" distB="0" distL="0" distR="0" wp14:anchorId="2DA4E5E5" wp14:editId="06F40219">
-            <wp:extent cx="1366200" cy="249065"/>
-            <wp:effectExtent l="0" t="0" r="5715" b="0"/>
-            <wp:docPr id="1" name="Image 1"/>
+          <wp:inline distT="0" distB="0" distL="0" distR="0">
+            <wp:extent cx="1365885" cy="248920"/>
+            <wp:effectExtent l="0" t="0" r="0" b="0"/>
+            <wp:docPr id="5" name="Image 1" descr=""/>
             <wp:cNvGraphicFramePr>
               <a:graphicFrameLocks xmlns:a="http://schemas.openxmlformats.org/drawingml/2006/main" noChangeAspect="1"/>
             </wp:cNvGraphicFramePr>
@@ -377,20 +194,13 @@
               <a:graphicData uri="http://schemas.openxmlformats.org/drawingml/2006/picture">
                 <pic:pic xmlns:pic="http://schemas.openxmlformats.org/drawingml/2006/picture">
                   <pic:nvPicPr>
-                    <pic:cNvPr id="0" name="Picture 1"/>
+                    <pic:cNvPr id="5" name="Image 1" descr=""/>
                     <pic:cNvPicPr>
                       <a:picLocks noChangeAspect="1" noChangeArrowheads="1"/>
                     </pic:cNvPicPr>
                   </pic:nvPicPr>
                   <pic:blipFill>
-                    <a:blip r:embed="rId8" cstate="print">
-                      <a:extLst>
-                        <a:ext uri="{28A0092B-C50C-407E-A947-70E740481C1C}">
-                          <a14:useLocalDpi xmlns:a14="http://schemas.microsoft.com/office/drawing/2010/main" val="0"/>
-                        </a:ext>
-                      </a:extLst>
-                    </a:blip>
-                    <a:srcRect/>
+                    <a:blip r:embed="rId6"/>
                     <a:stretch>
                       <a:fillRect/>
                     </a:stretch>
@@ -398,15 +208,11 @@
                   <pic:spPr bwMode="auto">
                     <a:xfrm>
                       <a:off x="0" y="0"/>
-                      <a:ext cx="1398149" cy="254889"/>
+                      <a:ext cx="1365885" cy="248920"/>
                     </a:xfrm>
                     <a:prstGeom prst="rect">
                       <a:avLst/>
                     </a:prstGeom>
-                    <a:noFill/>
-                    <a:ln>
-                      <a:noFill/>
-                    </a:ln>
                   </pic:spPr>
                 </pic:pic>
               </a:graphicData>
@@ -415,22 +221,440 @@
         </w:drawing>
       </w:r>
     </w:p>
+    <w:p>
+      <w:pPr>
+        <w:pStyle w:val="Normal"/>
+        <w:jc w:val="both"/>
+        <w:rPr>
+          <w:color w:val="000000"/>
+        </w:rPr>
+      </w:pPr>
+      <w:r>
+        <w:rPr>
+          <w:color w:val="000000"/>
+        </w:rPr>
+        <w:t>MEYNADIER  Renaud</w:t>
+      </w:r>
+    </w:p>
+    <w:p>
+      <w:pPr>
+        <w:pStyle w:val="Normal"/>
+        <w:jc w:val="both"/>
+        <w:rPr>
+          <w:color w:val="000000"/>
+        </w:rPr>
+      </w:pPr>
+      <w:r>
+        <w:rPr>
+          <w:b/>
+          <w:bCs/>
+          <w:color w:val="000000"/>
+          <w:sz w:val="24"/>
+          <w:szCs w:val="24"/>
+        </w:rPr>
+        <w:t>Développeur Web et Web Mobile.</w:t>
+      </w:r>
+    </w:p>
+    <w:p>
+      <w:pPr>
+        <w:pStyle w:val="Normal"/>
+        <w:jc w:val="both"/>
+        <w:rPr>
+          <w:color w:val="000000"/>
+        </w:rPr>
+      </w:pPr>
+      <w:r>
+        <w:rPr>
+          <w:color w:val="000000"/>
+        </w:rPr>
+        <w:tab/>
+        <w:tab/>
+        <w:tab/>
+        <w:tab/>
+        <w:tab/>
+        <w:tab/>
+        <w:tab/>
+      </w:r>
+    </w:p>
+    <w:p>
+      <w:pPr>
+        <w:pStyle w:val="Normal"/>
+        <w:jc w:val="both"/>
+        <w:rPr>
+          <w:color w:val="000000"/>
+        </w:rPr>
+      </w:pPr>
+      <w:r>
+        <w:rPr>
+          <w:color w:val="000000"/>
+        </w:rPr>
+        <w:t>Titre : Résumé</w:t>
+      </w:r>
+      <w:r>
+        <w:rPr>
+          <w:color w:val="000000"/>
+        </w:rPr>
+        <w:t xml:space="preserve"> </w:t>
+      </w:r>
+    </w:p>
+    <w:p>
+      <w:pPr>
+        <w:pStyle w:val="Normal"/>
+        <w:jc w:val="both"/>
+        <w:rPr>
+          <w:color w:val="000000"/>
+        </w:rPr>
+      </w:pPr>
+      <w:r>
+        <w:rPr>
+          <w:color w:val="000000"/>
+        </w:rPr>
+        <w:t>Be-</w:t>
+      </w:r>
+      <w:r>
+        <w:rPr>
+          <w:color w:val="000000"/>
+        </w:rPr>
+        <w:t>Almerys, c</w:t>
+      </w:r>
+      <w:r>
+        <w:rPr>
+          <w:color w:val="000000"/>
+        </w:rPr>
+        <w:t xml:space="preserve">’est une entité </w:t>
+      </w:r>
+      <w:r>
+        <w:rPr>
+          <w:color w:val="000000"/>
+        </w:rPr>
+        <w:t>de plus de 2000 collaborateurs dont 400 en France,</w:t>
+      </w:r>
+      <w:r>
+        <w:rPr>
+          <w:color w:val="000000"/>
+        </w:rPr>
+        <w:t xml:space="preserve"> qui propose des solutions et services pour le traitement de donnée, gestion de conformité, distribution de produits, délégation de gestion et la mise en œuvre des service différenciant. C’est un expert de haute technologie appliqué à l’assurance et à la santé.</w:t>
+      </w:r>
+    </w:p>
+    <w:p>
+      <w:pPr>
+        <w:pStyle w:val="Normal"/>
+        <w:jc w:val="both"/>
+        <w:rPr>
+          <w:color w:val="000000"/>
+        </w:rPr>
+      </w:pPr>
+      <w:r>
+        <w:rPr>
+          <w:color w:val="000000"/>
+        </w:rPr>
+        <w:t>Avec</w:t>
+      </w:r>
+      <w:r>
+        <w:rPr>
+          <w:color w:val="000000"/>
+        </w:rPr>
+        <w:t xml:space="preserve"> </w:t>
+      </w:r>
+      <w:r>
+        <w:rPr>
+          <w:color w:val="000000"/>
+        </w:rPr>
+        <w:t>ses</w:t>
+      </w:r>
+      <w:r>
+        <w:rPr>
+          <w:color w:val="000000"/>
+        </w:rPr>
+        <w:t xml:space="preserve"> sous-entités :</w:t>
+      </w:r>
+    </w:p>
+    <w:p>
+      <w:pPr>
+        <w:pStyle w:val="Normal"/>
+        <w:jc w:val="both"/>
+        <w:rPr/>
+      </w:pPr>
+      <w:r>
+        <w:rPr>
+          <w:color w:val="000000"/>
+        </w:rPr>
+        <w:t xml:space="preserve">Beys Trusted Solutions, Beys Pay, Beys </w:t>
+      </w:r>
+      <w:r>
+        <w:rPr>
+          <w:color w:val="000000"/>
+        </w:rPr>
+        <w:t>Health</w:t>
+      </w:r>
+      <w:r>
+        <w:rPr>
+          <w:color w:val="000000"/>
+        </w:rPr>
+        <w:t xml:space="preserve"> </w:t>
+      </w:r>
+      <w:r>
+        <w:rPr>
+          <w:color w:val="000000"/>
+        </w:rPr>
+        <w:t>Solutions</w:t>
+      </w:r>
+      <w:r>
+        <w:rPr>
+          <w:color w:val="000000"/>
+        </w:rPr>
+        <w:t xml:space="preserve">, Beys </w:t>
+      </w:r>
+      <w:r>
+        <w:rPr>
+          <w:color w:val="000000"/>
+        </w:rPr>
+        <w:t>Search</w:t>
+      </w:r>
+      <w:r>
+        <w:rPr>
+          <w:color w:val="000000"/>
+        </w:rPr>
+        <w:t xml:space="preserve">, Beys </w:t>
+      </w:r>
+      <w:r>
+        <w:rPr>
+          <w:color w:val="000000"/>
+        </w:rPr>
+        <w:t>Software</w:t>
+      </w:r>
+      <w:r>
+        <w:rPr>
+          <w:color w:val="000000"/>
+        </w:rPr>
+        <w:t xml:space="preserve"> et la Citadelle.</w:t>
+      </w:r>
+    </w:p>
+    <w:p>
+      <w:pPr>
+        <w:pStyle w:val="Normal"/>
+        <w:jc w:val="both"/>
+        <w:rPr/>
+      </w:pPr>
+      <w:r>
+        <w:rPr/>
+        <w:t xml:space="preserve">Sécuriser le bien le plus précieux de l’entreprise : ses données. </w:t>
+      </w:r>
+    </w:p>
+    <w:p>
+      <w:pPr>
+        <w:pStyle w:val="Normal"/>
+        <w:jc w:val="both"/>
+        <w:rPr/>
+      </w:pPr>
+      <w:r>
+        <w:rPr/>
+        <w:t>Digitaliser les processus métiers de l’entreprise pour lui permettre de réduire ses coûts et d’améliorer ses ventes.</w:t>
+      </w:r>
+    </w:p>
+    <w:p>
+      <w:pPr>
+        <w:pStyle w:val="Normal"/>
+        <w:jc w:val="both"/>
+        <w:rPr/>
+      </w:pPr>
+      <w:r>
+        <w:rPr/>
+        <w:t xml:space="preserve">Sécuriser juridiquement le client lors des prises d’engagement. </w:t>
+      </w:r>
+    </w:p>
+    <w:p>
+      <w:pPr>
+        <w:pStyle w:val="Normal"/>
+        <w:jc w:val="both"/>
+        <w:rPr/>
+      </w:pPr>
+      <w:r>
+        <w:rPr/>
+        <w:t xml:space="preserve">Réduire et sécuriser les coûts d’archivage et de transfert de documents. </w:t>
+      </w:r>
+    </w:p>
+    <w:p>
+      <w:pPr>
+        <w:pStyle w:val="Normal"/>
+        <w:jc w:val="both"/>
+        <w:rPr>
+          <w:color w:val="000000"/>
+        </w:rPr>
+      </w:pPr>
+      <w:r>
+        <w:rPr>
+          <w:color w:val="000000"/>
+        </w:rPr>
+        <w:t>Ils ont différents clients : La Banque Postale (assurance), Generali, Mutuelle Générale, Swisslife…</w:t>
+      </w:r>
+    </w:p>
+    <w:p>
+      <w:pPr>
+        <w:pStyle w:val="Normal"/>
+        <w:jc w:val="both"/>
+        <w:rPr>
+          <w:color w:val="000000"/>
+        </w:rPr>
+      </w:pPr>
+      <w:r>
+        <w:rPr>
+          <w:color w:val="000000"/>
+        </w:rPr>
+      </w:r>
+    </w:p>
+    <w:p>
+      <w:pPr>
+        <w:pStyle w:val="Normal"/>
+        <w:jc w:val="both"/>
+        <w:rPr>
+          <w:color w:val="000000"/>
+        </w:rPr>
+      </w:pPr>
+      <w:r>
+        <w:rPr>
+          <w:color w:val="000000"/>
+        </w:rPr>
+        <w:t>J’ai donc fait un stage au sein de Be-Ys Software France, Clermont-Ferrand.</w:t>
+      </w:r>
+    </w:p>
+    <w:p>
+      <w:pPr>
+        <w:pStyle w:val="Normal"/>
+        <w:jc w:val="both"/>
+        <w:rPr>
+          <w:color w:val="000000"/>
+        </w:rPr>
+      </w:pPr>
+      <w:r>
+        <w:rPr>
+          <w:color w:val="000000"/>
+        </w:rPr>
+        <w:t xml:space="preserve">Ils sont présent </w:t>
+      </w:r>
+      <w:r>
+        <w:rPr>
+          <w:color w:val="000000"/>
+        </w:rPr>
+        <w:t>aussi</w:t>
+      </w:r>
+      <w:r>
+        <w:rPr>
+          <w:color w:val="000000"/>
+        </w:rPr>
+        <w:t xml:space="preserve"> à Paris, Toulouse, Annecy, au Luxembourg et à Tunis. </w:t>
+      </w:r>
+    </w:p>
+    <w:p>
+      <w:pPr>
+        <w:pStyle w:val="Normal"/>
+        <w:jc w:val="both"/>
+        <w:rPr>
+          <w:color w:val="000000"/>
+        </w:rPr>
+      </w:pPr>
+      <w:r>
+        <w:rPr>
+          <w:color w:val="000000"/>
+        </w:rPr>
+        <w:t xml:space="preserve">J’ai intégré l’équipe ‘’front’’, nous faisons en ce moment une application Angular </w:t>
+      </w:r>
+      <w:r>
+        <w:rPr>
+          <w:color w:val="000000"/>
+        </w:rPr>
+        <w:t>IAM-FRONT</w:t>
+      </w:r>
+      <w:r>
+        <w:rPr>
+          <w:color w:val="000000"/>
+        </w:rPr>
+        <w:t xml:space="preserve">, qui permet la gestion de rôle, de donnée pour les professionnel de la santé. En ce moment l’application est refondue en version 2.0. Les tâches sont divisées en plusieurs Sprint de trois semaines, qui sont eux même divisé en plusieurs tickets. J’ai eu la chance de pouvoir prendre quelques tickets front, des correctifs de modal. De la correction de CSS, </w:t>
+      </w:r>
+      <w:r>
+        <w:rPr>
+          <w:color w:val="000000"/>
+        </w:rPr>
+        <w:t>utilisation de leur librairie Angular</w:t>
+      </w:r>
+      <w:r>
+        <w:rPr>
+          <w:color w:val="000000"/>
+        </w:rPr>
+        <w:t xml:space="preserve">. Corriger quelques problèmes de traduction, rendre l’interface plus intuitive et facile d’accès. </w:t>
+      </w:r>
+      <w:r>
+        <w:rPr>
+          <w:color w:val="000000"/>
+        </w:rPr>
+        <w:t>Nous avons recours aussi à des appels d’API, et des dashboard pour gérer les comptes et identifiants.</w:t>
+      </w:r>
+    </w:p>
+    <w:p>
+      <w:pPr>
+        <w:pStyle w:val="Normal"/>
+        <w:jc w:val="both"/>
+        <w:rPr>
+          <w:color w:val="000000"/>
+        </w:rPr>
+      </w:pPr>
+      <w:r>
+        <w:rPr>
+          <w:color w:val="000000"/>
+        </w:rPr>
+        <w:t xml:space="preserve">Après mes tickets sont analysés (pipeline gitlab), traités et validé (avec Jira) si ils ont passé une première série de test. On utilise MatterMost, Skype Entreprise et Outlook qui vont nous permettre de faire des retours très rapide. </w:t>
+      </w:r>
+    </w:p>
+    <w:p>
+      <w:pPr>
+        <w:pStyle w:val="Normal"/>
+        <w:jc w:val="both"/>
+        <w:rPr>
+          <w:color w:val="000000"/>
+        </w:rPr>
+      </w:pPr>
+      <w:r>
+        <w:rPr>
+          <w:color w:val="000000"/>
+        </w:rPr>
+        <w:t>Le stage étant que Front, j’ai un projet annexe pour le coté ‘’back’’, comme mon fil rouge, un site marchand conçu de A à Z.</w:t>
+      </w:r>
+    </w:p>
+    <w:p>
+      <w:pPr>
+        <w:pStyle w:val="Normal"/>
+        <w:spacing w:before="0" w:after="160"/>
+        <w:jc w:val="both"/>
+        <w:rPr>
+          <w:color w:val="000000"/>
+        </w:rPr>
+      </w:pPr>
+      <w:r>
+        <w:rPr>
+          <w:color w:val="000000"/>
+        </w:rPr>
+        <w:t>Pour le stage c’est Angular/TypeScript comme technologie principale. Pour le projet fil rouge, c’est un peu tout, mais surtout Symfony/Php.</w:t>
+      </w:r>
+    </w:p>
     <w:sectPr>
+      <w:type w:val="nextPage"/>
       <w:pgSz w:w="11906" w:h="16838"/>
-      <w:pgMar w:top="720" w:right="720" w:bottom="720" w:left="720" w:header="708" w:footer="708" w:gutter="0"/>
-      <w:cols w:space="708"/>
-      <w:docGrid w:linePitch="360"/>
+      <w:pgMar w:left="720" w:right="720" w:gutter="0" w:header="0" w:top="720" w:footer="0" w:bottom="720"/>
+      <w:pgNumType w:fmt="decimal"/>
+      <w:formProt w:val="false"/>
+      <w:textDirection w:val="lrTb"/>
+      <w:docGrid w:type="default" w:linePitch="360" w:charSpace="4096"/>
     </w:sectPr>
   </w:body>
 </w:document>
 </file>
 
 <file path=word/styles.xml><?xml version="1.0" encoding="utf-8"?>
-<w:styles xmlns:mc="http://schemas.openxmlformats.org/markup-compatibility/2006" xmlns:r="http://schemas.openxmlformats.org/officeDocument/2006/relationships" xmlns:w="http://schemas.openxmlformats.org/wordprocessingml/2006/main" xmlns:w14="http://schemas.microsoft.com/office/word/2010/wordml" xmlns:w15="http://schemas.microsoft.com/office/word/2012/wordml" xmlns:w16cex="http://schemas.microsoft.com/office/word/2018/wordml/cex" xmlns:w16cid="http://schemas.microsoft.com/office/word/2016/wordml/cid" xmlns:w16="http://schemas.microsoft.com/office/word/2018/wordml" xmlns:w16sdtdh="http://schemas.microsoft.com/office/word/2020/wordml/sdtdatahash" xmlns:w16se="http://schemas.microsoft.com/office/word/2015/wordml/symex" mc:Ignorable="w14 w15 w16se w16cid w16 w16cex w16sdtdh">
+<w:styles xmlns:w="http://schemas.openxmlformats.org/wordprocessingml/2006/main" xmlns:w14="http://schemas.microsoft.com/office/word/2010/wordml" xmlns:mc="http://schemas.openxmlformats.org/markup-compatibility/2006" mc:Ignorable="w14">
   <w:docDefaults>
     <w:rPrDefault>
       <w:rPr>
-        <w:rFonts w:asciiTheme="minorHAnsi" w:eastAsiaTheme="minorHAnsi" w:hAnsiTheme="minorHAnsi" w:cstheme="minorBidi"/>
+        <w:rFonts w:ascii="Calibri" w:hAnsi="Calibri" w:eastAsia="Calibri" w:cs="" w:asciiTheme="minorHAnsi" w:cstheme="minorBidi" w:eastAsiaTheme="minorHAnsi" w:hAnsiTheme="minorHAnsi"/>
         <w:sz w:val="22"/>
         <w:szCs w:val="22"/>
         <w:lang w:val="fr-FR" w:eastAsia="en-US" w:bidi="ar-SA"/>
@@ -438,21 +662,21 @@
     </w:rPrDefault>
     <w:pPrDefault>
       <w:pPr>
-        <w:spacing w:after="160" w:line="259" w:lineRule="auto"/>
+        <w:suppressAutoHyphens w:val="true"/>
       </w:pPr>
     </w:pPrDefault>
   </w:docDefaults>
   <w:latentStyles w:defLockedState="0" w:defUIPriority="99" w:defSemiHidden="0" w:defUnhideWhenUsed="0" w:defQFormat="0" w:count="376">
     <w:lsdException w:name="Normal" w:uiPriority="0" w:qFormat="1"/>
     <w:lsdException w:name="heading 1" w:uiPriority="9" w:qFormat="1"/>
-    <w:lsdException w:name="heading 2" w:semiHidden="1" w:uiPriority="9" w:unhideWhenUsed="1" w:qFormat="1"/>
-    <w:lsdException w:name="heading 3" w:semiHidden="1" w:uiPriority="9" w:unhideWhenUsed="1" w:qFormat="1"/>
-    <w:lsdException w:name="heading 4" w:semiHidden="1" w:uiPriority="9" w:unhideWhenUsed="1" w:qFormat="1"/>
-    <w:lsdException w:name="heading 5" w:semiHidden="1" w:uiPriority="9" w:unhideWhenUsed="1" w:qFormat="1"/>
-    <w:lsdException w:name="heading 6" w:semiHidden="1" w:uiPriority="9" w:unhideWhenUsed="1" w:qFormat="1"/>
-    <w:lsdException w:name="heading 7" w:semiHidden="1" w:uiPriority="9" w:unhideWhenUsed="1" w:qFormat="1"/>
-    <w:lsdException w:name="heading 8" w:semiHidden="1" w:uiPriority="9" w:unhideWhenUsed="1" w:qFormat="1"/>
-    <w:lsdException w:name="heading 9" w:semiHidden="1" w:uiPriority="9" w:unhideWhenUsed="1" w:qFormat="1"/>
+    <w:lsdException w:name="heading 2" w:uiPriority="9" w:semiHidden="1" w:unhideWhenUsed="1" w:qFormat="1"/>
+    <w:lsdException w:name="heading 3" w:uiPriority="9" w:semiHidden="1" w:unhideWhenUsed="1" w:qFormat="1"/>
+    <w:lsdException w:name="heading 4" w:uiPriority="9" w:semiHidden="1" w:unhideWhenUsed="1" w:qFormat="1"/>
+    <w:lsdException w:name="heading 5" w:uiPriority="9" w:semiHidden="1" w:unhideWhenUsed="1" w:qFormat="1"/>
+    <w:lsdException w:name="heading 6" w:uiPriority="9" w:semiHidden="1" w:unhideWhenUsed="1" w:qFormat="1"/>
+    <w:lsdException w:name="heading 7" w:uiPriority="9" w:semiHidden="1" w:unhideWhenUsed="1" w:qFormat="1"/>
+    <w:lsdException w:name="heading 8" w:uiPriority="9" w:semiHidden="1" w:unhideWhenUsed="1" w:qFormat="1"/>
+    <w:lsdException w:name="heading 9" w:uiPriority="9" w:semiHidden="1" w:unhideWhenUsed="1" w:qFormat="1"/>
     <w:lsdException w:name="index 1" w:semiHidden="1" w:unhideWhenUsed="1"/>
     <w:lsdException w:name="index 2" w:semiHidden="1" w:unhideWhenUsed="1"/>
     <w:lsdException w:name="index 3" w:semiHidden="1" w:unhideWhenUsed="1"/>
@@ -462,22 +686,22 @@
     <w:lsdException w:name="index 7" w:semiHidden="1" w:unhideWhenUsed="1"/>
     <w:lsdException w:name="index 8" w:semiHidden="1" w:unhideWhenUsed="1"/>
     <w:lsdException w:name="index 9" w:semiHidden="1" w:unhideWhenUsed="1"/>
-    <w:lsdException w:name="toc 1" w:semiHidden="1" w:uiPriority="39" w:unhideWhenUsed="1"/>
-    <w:lsdException w:name="toc 2" w:semiHidden="1" w:uiPriority="39" w:unhideWhenUsed="1"/>
-    <w:lsdException w:name="toc 3" w:semiHidden="1" w:uiPriority="39" w:unhideWhenUsed="1"/>
-    <w:lsdException w:name="toc 4" w:semiHidden="1" w:uiPriority="39" w:unhideWhenUsed="1"/>
-    <w:lsdException w:name="toc 5" w:semiHidden="1" w:uiPriority="39" w:unhideWhenUsed="1"/>
-    <w:lsdException w:name="toc 6" w:semiHidden="1" w:uiPriority="39" w:unhideWhenUsed="1"/>
-    <w:lsdException w:name="toc 7" w:semiHidden="1" w:uiPriority="39" w:unhideWhenUsed="1"/>
-    <w:lsdException w:name="toc 8" w:semiHidden="1" w:uiPriority="39" w:unhideWhenUsed="1"/>
-    <w:lsdException w:name="toc 9" w:semiHidden="1" w:uiPriority="39" w:unhideWhenUsed="1"/>
+    <w:lsdException w:name="toc 1" w:uiPriority="39" w:semiHidden="1" w:unhideWhenUsed="1"/>
+    <w:lsdException w:name="toc 2" w:uiPriority="39" w:semiHidden="1" w:unhideWhenUsed="1"/>
+    <w:lsdException w:name="toc 3" w:uiPriority="39" w:semiHidden="1" w:unhideWhenUsed="1"/>
+    <w:lsdException w:name="toc 4" w:uiPriority="39" w:semiHidden="1" w:unhideWhenUsed="1"/>
+    <w:lsdException w:name="toc 5" w:uiPriority="39" w:semiHidden="1" w:unhideWhenUsed="1"/>
+    <w:lsdException w:name="toc 6" w:uiPriority="39" w:semiHidden="1" w:unhideWhenUsed="1"/>
+    <w:lsdException w:name="toc 7" w:uiPriority="39" w:semiHidden="1" w:unhideWhenUsed="1"/>
+    <w:lsdException w:name="toc 8" w:uiPriority="39" w:semiHidden="1" w:unhideWhenUsed="1"/>
+    <w:lsdException w:name="toc 9" w:uiPriority="39" w:semiHidden="1" w:unhideWhenUsed="1"/>
     <w:lsdException w:name="Normal Indent" w:semiHidden="1" w:unhideWhenUsed="1"/>
     <w:lsdException w:name="footnote text" w:semiHidden="1" w:unhideWhenUsed="1"/>
     <w:lsdException w:name="annotation text" w:semiHidden="1" w:unhideWhenUsed="1"/>
     <w:lsdException w:name="header" w:semiHidden="1" w:unhideWhenUsed="1"/>
     <w:lsdException w:name="footer" w:semiHidden="1" w:unhideWhenUsed="1"/>
     <w:lsdException w:name="index heading" w:semiHidden="1" w:unhideWhenUsed="1"/>
-    <w:lsdException w:name="caption" w:semiHidden="1" w:uiPriority="35" w:unhideWhenUsed="1" w:qFormat="1"/>
+    <w:lsdException w:name="caption" w:uiPriority="35" w:semiHidden="1" w:unhideWhenUsed="1" w:qFormat="1"/>
     <w:lsdException w:name="table of figures" w:semiHidden="1" w:unhideWhenUsed="1"/>
     <w:lsdException w:name="envelope address" w:semiHidden="1" w:unhideWhenUsed="1"/>
     <w:lsdException w:name="envelope return" w:semiHidden="1" w:unhideWhenUsed="1"/>
@@ -508,7 +732,7 @@
     <w:lsdException w:name="Title" w:uiPriority="10" w:qFormat="1"/>
     <w:lsdException w:name="Closing" w:semiHidden="1" w:unhideWhenUsed="1"/>
     <w:lsdException w:name="Signature" w:semiHidden="1" w:unhideWhenUsed="1"/>
-    <w:lsdException w:name="Default Paragraph Font" w:semiHidden="1" w:uiPriority="1" w:unhideWhenUsed="1"/>
+    <w:lsdException w:name="Default Paragraph Font" w:uiPriority="1" w:semiHidden="1" w:unhideWhenUsed="1"/>
     <w:lsdException w:name="Body Text" w:semiHidden="1" w:unhideWhenUsed="1"/>
     <w:lsdException w:name="Body Text Indent" w:semiHidden="1" w:unhideWhenUsed="1"/>
     <w:lsdException w:name="List Continue" w:semiHidden="1" w:unhideWhenUsed="1"/>
@@ -708,8 +932,8 @@
     <w:lsdException w:name="Subtle Reference" w:uiPriority="31" w:qFormat="1"/>
     <w:lsdException w:name="Intense Reference" w:uiPriority="32" w:qFormat="1"/>
     <w:lsdException w:name="Book Title" w:uiPriority="33" w:qFormat="1"/>
-    <w:lsdException w:name="Bibliography" w:semiHidden="1" w:uiPriority="37" w:unhideWhenUsed="1"/>
-    <w:lsdException w:name="TOC Heading" w:semiHidden="1" w:uiPriority="39" w:unhideWhenUsed="1" w:qFormat="1"/>
+    <w:lsdException w:name="Bibliography" w:uiPriority="37" w:semiHidden="1" w:unhideWhenUsed="1"/>
+    <w:lsdException w:name="TOC Heading" w:uiPriority="39" w:semiHidden="1" w:unhideWhenUsed="1" w:qFormat="1"/>
     <w:lsdException w:name="Plain Table 1" w:uiPriority="41"/>
     <w:lsdException w:name="Plain Table 2" w:uiPriority="42"/>
     <w:lsdException w:name="Plain Table 3" w:uiPriority="43"/>
@@ -820,15 +1044,122 @@
     <w:lsdException w:name="Unresolved Mention" w:semiHidden="1" w:unhideWhenUsed="1"/>
     <w:lsdException w:name="Smart Link" w:semiHidden="1" w:unhideWhenUsed="1"/>
   </w:latentStyles>
-  <w:style w:type="paragraph" w:default="1" w:styleId="Normal">
+  <w:style w:type="paragraph" w:styleId="Normal" w:default="1">
     <w:name w:val="Normal"/>
     <w:qFormat/>
+    <w:pPr>
+      <w:widowControl/>
+      <w:bidi w:val="0"/>
+      <w:spacing w:lineRule="auto" w:line="259" w:before="0" w:after="160"/>
+      <w:jc w:val="left"/>
+    </w:pPr>
+    <w:rPr>
+      <w:rFonts w:ascii="Calibri" w:hAnsi="Calibri" w:eastAsia="Calibri" w:cs="" w:asciiTheme="minorHAnsi" w:cstheme="minorBidi" w:eastAsiaTheme="minorHAnsi" w:hAnsiTheme="minorHAnsi"/>
+      <w:color w:val="auto"/>
+      <w:kern w:val="0"/>
+      <w:sz w:val="22"/>
+      <w:szCs w:val="22"/>
+      <w:lang w:val="fr-FR" w:eastAsia="en-US" w:bidi="ar-SA"/>
+    </w:rPr>
   </w:style>
-  <w:style w:type="character" w:default="1" w:styleId="Policepardfaut">
+  <w:style w:type="paragraph" w:styleId="Titre1">
+    <w:name w:val="Heading 1"/>
+    <w:basedOn w:val="Titre"/>
+    <w:next w:val="Corpsdetexte"/>
+    <w:qFormat/>
+    <w:pPr>
+      <w:spacing w:before="240" w:after="120"/>
+      <w:outlineLvl w:val="0"/>
+    </w:pPr>
+    <w:rPr>
+      <w:rFonts w:ascii="Liberation Serif" w:hAnsi="Liberation Serif" w:eastAsia="Segoe UI" w:cs="Tahoma"/>
+      <w:b/>
+      <w:bCs/>
+      <w:sz w:val="48"/>
+      <w:szCs w:val="48"/>
+    </w:rPr>
+  </w:style>
+  <w:style w:type="character" w:styleId="DefaultParagraphFont" w:default="1">
     <w:name w:val="Default Paragraph Font"/>
     <w:uiPriority w:val="1"/>
     <w:semiHidden/>
     <w:unhideWhenUsed/>
+    <w:qFormat/>
+    <w:rPr/>
+  </w:style>
+  <w:style w:type="character" w:styleId="Accentuationforte">
+    <w:name w:val="Accentuation forte"/>
+    <w:qFormat/>
+    <w:rPr>
+      <w:b/>
+      <w:bCs/>
+    </w:rPr>
+  </w:style>
+  <w:style w:type="paragraph" w:styleId="Titre">
+    <w:name w:val="Titre"/>
+    <w:basedOn w:val="Normal"/>
+    <w:next w:val="Corpsdetexte"/>
+    <w:qFormat/>
+    <w:pPr>
+      <w:keepNext w:val="true"/>
+      <w:spacing w:before="240" w:after="120"/>
+    </w:pPr>
+    <w:rPr>
+      <w:rFonts w:ascii="Liberation Sans" w:hAnsi="Liberation Sans" w:eastAsia="Microsoft YaHei" w:cs="Arial"/>
+      <w:sz w:val="28"/>
+      <w:szCs w:val="28"/>
+    </w:rPr>
+  </w:style>
+  <w:style w:type="paragraph" w:styleId="Corpsdetexte">
+    <w:name w:val="Body Text"/>
+    <w:basedOn w:val="Normal"/>
+    <w:pPr>
+      <w:spacing w:lineRule="auto" w:line="276" w:before="0" w:after="140"/>
+    </w:pPr>
+    <w:rPr/>
+  </w:style>
+  <w:style w:type="paragraph" w:styleId="Liste">
+    <w:name w:val="List"/>
+    <w:basedOn w:val="Corpsdetexte"/>
+    <w:pPr/>
+    <w:rPr>
+      <w:rFonts w:cs="Arial"/>
+    </w:rPr>
+  </w:style>
+  <w:style w:type="paragraph" w:styleId="Lgende">
+    <w:name w:val="Caption"/>
+    <w:basedOn w:val="Normal"/>
+    <w:qFormat/>
+    <w:pPr>
+      <w:suppressLineNumbers/>
+      <w:spacing w:before="120" w:after="120"/>
+    </w:pPr>
+    <w:rPr>
+      <w:rFonts w:cs="Arial"/>
+      <w:i/>
+      <w:iCs/>
+      <w:sz w:val="24"/>
+      <w:szCs w:val="24"/>
+    </w:rPr>
+  </w:style>
+  <w:style w:type="paragraph" w:styleId="Index">
+    <w:name w:val="Index"/>
+    <w:basedOn w:val="Normal"/>
+    <w:qFormat/>
+    <w:pPr>
+      <w:suppressLineNumbers/>
+    </w:pPr>
+    <w:rPr>
+      <w:rFonts w:cs="Arial"/>
+      <w:lang w:val="zxx" w:eastAsia="zxx" w:bidi="zxx"/>
+    </w:rPr>
+  </w:style>
+  <w:style w:type="numbering" w:styleId="NoList" w:default="1">
+    <w:name w:val="No List"/>
+    <w:uiPriority w:val="99"/>
+    <w:semiHidden/>
+    <w:unhideWhenUsed/>
+    <w:qFormat/>
   </w:style>
   <w:style w:type="table" w:default="1" w:styleId="TableauNormal">
     <w:name w:val="Normal Table"/>
@@ -836,7 +1167,6 @@
     <w:semiHidden/>
     <w:unhideWhenUsed/>
     <w:tblPr>
-      <w:tblInd w:w="0" w:type="dxa"/>
       <w:tblCellMar>
         <w:top w:w="0" w:type="dxa"/>
         <w:left w:w="108" w:type="dxa"/>
@@ -844,12 +1174,6 @@
         <w:right w:w="108" w:type="dxa"/>
       </w:tblCellMar>
     </w:tblPr>
-  </w:style>
-  <w:style w:type="numbering" w:default="1" w:styleId="Aucuneliste">
-    <w:name w:val="No List"/>
-    <w:uiPriority w:val="99"/>
-    <w:semiHidden/>
-    <w:unhideWhenUsed/>
   </w:style>
 </w:styles>
 </file>

--- a/capture_texte/fiche en cours de remplissage/Fiche_resume_meynadier_renaud.docx
+++ b/capture_texte/fiche en cours de remplissage/Fiche_resume_meynadier_renaud.docx
@@ -1,21 +1,21 @@
 
 <file path=word/document.xml><?xml version="1.0" encoding="utf-8"?>
-<w:document xmlns:o="urn:schemas-microsoft-com:office:office" xmlns:r="http://schemas.openxmlformats.org/officeDocument/2006/relationships" xmlns:v="urn:schemas-microsoft-com:vml" xmlns:w="http://schemas.openxmlformats.org/wordprocessingml/2006/main" xmlns:w10="urn:schemas-microsoft-com:office:word" xmlns:wp="http://schemas.openxmlformats.org/drawingml/2006/wordprocessingDrawing" xmlns:wps="http://schemas.microsoft.com/office/word/2010/wordprocessingShape" xmlns:wpg="http://schemas.microsoft.com/office/word/2010/wordprocessingGroup" xmlns:mc="http://schemas.openxmlformats.org/markup-compatibility/2006" xmlns:wp14="http://schemas.microsoft.com/office/word/2010/wordprocessingDrawing" xmlns:w14="http://schemas.microsoft.com/office/word/2010/wordml" mc:Ignorable="w14 wp14">
+<w:document xmlns:wpc="http://schemas.microsoft.com/office/word/2010/wordprocessingCanvas" xmlns:cx="http://schemas.microsoft.com/office/drawing/2014/chartex" xmlns:cx1="http://schemas.microsoft.com/office/drawing/2015/9/8/chartex" xmlns:cx2="http://schemas.microsoft.com/office/drawing/2015/10/21/chartex" xmlns:cx3="http://schemas.microsoft.com/office/drawing/2016/5/9/chartex" xmlns:cx4="http://schemas.microsoft.com/office/drawing/2016/5/10/chartex" xmlns:cx5="http://schemas.microsoft.com/office/drawing/2016/5/11/chartex" xmlns:cx6="http://schemas.microsoft.com/office/drawing/2016/5/12/chartex" xmlns:cx7="http://schemas.microsoft.com/office/drawing/2016/5/13/chartex" xmlns:cx8="http://schemas.microsoft.com/office/drawing/2016/5/14/chartex" xmlns:mc="http://schemas.openxmlformats.org/markup-compatibility/2006" xmlns:aink="http://schemas.microsoft.com/office/drawing/2016/ink" xmlns:am3d="http://schemas.microsoft.com/office/drawing/2017/model3d" xmlns:o="urn:schemas-microsoft-com:office:office" xmlns:r="http://schemas.openxmlformats.org/officeDocument/2006/relationships" xmlns:m="http://schemas.openxmlformats.org/officeDocument/2006/math" xmlns:v="urn:schemas-microsoft-com:vml" xmlns:wp14="http://schemas.microsoft.com/office/word/2010/wordprocessingDrawing" xmlns:wp="http://schemas.openxmlformats.org/drawingml/2006/wordprocessingDrawing" xmlns:w10="urn:schemas-microsoft-com:office:word" xmlns:w="http://schemas.openxmlformats.org/wordprocessingml/2006/main" xmlns:w14="http://schemas.microsoft.com/office/word/2010/wordml" xmlns:w15="http://schemas.microsoft.com/office/word/2012/wordml" xmlns:w16cex="http://schemas.microsoft.com/office/word/2018/wordml/cex" xmlns:w16cid="http://schemas.microsoft.com/office/word/2016/wordml/cid" xmlns:w16="http://schemas.microsoft.com/office/word/2018/wordml" xmlns:w16sdtdh="http://schemas.microsoft.com/office/word/2020/wordml/sdtdatahash" xmlns:w16se="http://schemas.microsoft.com/office/word/2015/wordml/symex" xmlns:wpg="http://schemas.microsoft.com/office/word/2010/wordprocessingGroup" xmlns:wpi="http://schemas.microsoft.com/office/word/2010/wordprocessingInk" xmlns:wne="http://schemas.microsoft.com/office/word/2006/wordml" xmlns:wps="http://schemas.microsoft.com/office/word/2010/wordprocessingShape" mc:Ignorable="w14 w15 w16se w16cid w16 w16cex w16sdtdh wp14">
   <w:body>
     <w:p>
       <w:pPr>
-        <w:pStyle w:val="Normal"/>
-        <w:jc w:val="both"/>
-        <w:rPr>
-          <w:color w:val="000000"/>
-        </w:rPr>
-      </w:pPr>
-      <w:r>
-        <w:rPr>
-          <w:color w:val="000000"/>
+        <w:jc w:val="center"/>
+        <w:rPr>
+          <w:color w:val="000000" w:themeColor="text1"/>
+        </w:rPr>
+      </w:pPr>
+      <w:r>
+        <w:rPr>
+          <w:noProof/>
+          <w:color w:val="000000" w:themeColor="text1"/>
         </w:rPr>
         <w:drawing>
-          <wp:inline distT="0" distB="0" distL="0" distR="0">
+          <wp:inline distT="0" distB="0" distL="0" distR="0" wp14:anchorId="56788399" wp14:editId="685D6D1B">
             <wp:extent cx="1080770" cy="1367155"/>
             <wp:effectExtent l="0" t="0" r="0" b="0"/>
             <wp:docPr id="1" name="Image 3" descr="Une image contenant texte&#10;&#10;Description générée automatiquement"/>
@@ -32,7 +32,7 @@
                     </pic:cNvPicPr>
                   </pic:nvPicPr>
                   <pic:blipFill>
-                    <a:blip r:embed="rId2"/>
+                    <a:blip r:embed="rId5"/>
                     <a:stretch>
                       <a:fillRect/>
                     </a:stretch>
@@ -54,13 +54,14 @@
       </w:r>
       <w:r>
         <w:rPr>
-          <w:color w:val="000000"/>
+          <w:noProof/>
+          <w:color w:val="000000" w:themeColor="text1"/>
         </w:rPr>
         <w:drawing>
-          <wp:inline distT="0" distB="0" distL="0" distR="0">
+          <wp:inline distT="0" distB="0" distL="0" distR="0" wp14:anchorId="632F8D8E" wp14:editId="32567E3E">
             <wp:extent cx="1200150" cy="853440"/>
             <wp:effectExtent l="0" t="0" r="0" b="0"/>
-            <wp:docPr id="2" name="Image 6" descr=""/>
+            <wp:docPr id="2" name="Image 6"/>
             <wp:cNvGraphicFramePr>
               <a:graphicFrameLocks xmlns:a="http://schemas.openxmlformats.org/drawingml/2006/main" noChangeAspect="1"/>
             </wp:cNvGraphicFramePr>
@@ -68,13 +69,13 @@
               <a:graphicData uri="http://schemas.openxmlformats.org/drawingml/2006/picture">
                 <pic:pic xmlns:pic="http://schemas.openxmlformats.org/drawingml/2006/picture">
                   <pic:nvPicPr>
-                    <pic:cNvPr id="2" name="Image 6" descr=""/>
+                    <pic:cNvPr id="2" name="Image 6"/>
                     <pic:cNvPicPr>
                       <a:picLocks noChangeAspect="1" noChangeArrowheads="1"/>
                     </pic:cNvPicPr>
                   </pic:nvPicPr>
                   <pic:blipFill>
-                    <a:blip r:embed="rId3"/>
+                    <a:blip r:embed="rId6"/>
                     <a:stretch>
                       <a:fillRect/>
                     </a:stretch>
@@ -96,13 +97,14 @@
       </w:r>
       <w:r>
         <w:rPr>
-          <w:color w:val="000000"/>
+          <w:noProof/>
+          <w:color w:val="000000" w:themeColor="text1"/>
         </w:rPr>
         <w:drawing>
-          <wp:inline distT="0" distB="0" distL="0" distR="0">
+          <wp:inline distT="0" distB="0" distL="0" distR="0" wp14:anchorId="3B35DB74" wp14:editId="1C30BD32">
             <wp:extent cx="871220" cy="725805"/>
             <wp:effectExtent l="0" t="0" r="0" b="0"/>
-            <wp:docPr id="3" name="Image 4" descr=""/>
+            <wp:docPr id="3" name="Image 4"/>
             <wp:cNvGraphicFramePr>
               <a:graphicFrameLocks xmlns:a="http://schemas.openxmlformats.org/drawingml/2006/main" noChangeAspect="1"/>
             </wp:cNvGraphicFramePr>
@@ -110,13 +112,13 @@
               <a:graphicData uri="http://schemas.openxmlformats.org/drawingml/2006/picture">
                 <pic:pic xmlns:pic="http://schemas.openxmlformats.org/drawingml/2006/picture">
                   <pic:nvPicPr>
-                    <pic:cNvPr id="3" name="Image 4" descr=""/>
+                    <pic:cNvPr id="3" name="Image 4"/>
                     <pic:cNvPicPr>
                       <a:picLocks noChangeAspect="1" noChangeArrowheads="1"/>
                     </pic:cNvPicPr>
                   </pic:nvPicPr>
                   <pic:blipFill>
-                    <a:blip r:embed="rId4"/>
+                    <a:blip r:embed="rId7"/>
                     <a:stretch>
                       <a:fillRect/>
                     </a:stretch>
@@ -138,13 +140,14 @@
       </w:r>
       <w:r>
         <w:rPr>
-          <w:color w:val="000000"/>
+          <w:noProof/>
+          <w:color w:val="000000" w:themeColor="text1"/>
         </w:rPr>
         <w:drawing>
-          <wp:inline distT="0" distB="0" distL="0" distR="0">
+          <wp:inline distT="0" distB="0" distL="0" distR="0" wp14:anchorId="14D6E8A8" wp14:editId="13A81F12">
             <wp:extent cx="1128395" cy="791210"/>
             <wp:effectExtent l="0" t="0" r="0" b="0"/>
-            <wp:docPr id="4" name="Image 2" descr=""/>
+            <wp:docPr id="4" name="Image 2"/>
             <wp:cNvGraphicFramePr>
               <a:graphicFrameLocks xmlns:a="http://schemas.openxmlformats.org/drawingml/2006/main" noChangeAspect="1"/>
             </wp:cNvGraphicFramePr>
@@ -152,13 +155,13 @@
               <a:graphicData uri="http://schemas.openxmlformats.org/drawingml/2006/picture">
                 <pic:pic xmlns:pic="http://schemas.openxmlformats.org/drawingml/2006/picture">
                   <pic:nvPicPr>
-                    <pic:cNvPr id="4" name="Image 2" descr=""/>
+                    <pic:cNvPr id="4" name="Image 2"/>
                     <pic:cNvPicPr>
                       <a:picLocks noChangeAspect="1" noChangeArrowheads="1"/>
                     </pic:cNvPicPr>
                   </pic:nvPicPr>
                   <pic:blipFill>
-                    <a:blip r:embed="rId5"/>
+                    <a:blip r:embed="rId8"/>
                     <a:stretch>
                       <a:fillRect/>
                     </a:stretch>
@@ -180,13 +183,14 @@
       </w:r>
       <w:r>
         <w:rPr>
-          <w:color w:val="000000"/>
+          <w:noProof/>
+          <w:color w:val="000000" w:themeColor="text1"/>
         </w:rPr>
         <w:drawing>
-          <wp:inline distT="0" distB="0" distL="0" distR="0">
+          <wp:inline distT="0" distB="0" distL="0" distR="0" wp14:anchorId="33BCA532" wp14:editId="671A36B8">
             <wp:extent cx="1365885" cy="248920"/>
             <wp:effectExtent l="0" t="0" r="0" b="0"/>
-            <wp:docPr id="5" name="Image 1" descr=""/>
+            <wp:docPr id="5" name="Image 1"/>
             <wp:cNvGraphicFramePr>
               <a:graphicFrameLocks xmlns:a="http://schemas.openxmlformats.org/drawingml/2006/main" noChangeAspect="1"/>
             </wp:cNvGraphicFramePr>
@@ -194,13 +198,13 @@
               <a:graphicData uri="http://schemas.openxmlformats.org/drawingml/2006/picture">
                 <pic:pic xmlns:pic="http://schemas.openxmlformats.org/drawingml/2006/picture">
                   <pic:nvPicPr>
-                    <pic:cNvPr id="5" name="Image 1" descr=""/>
+                    <pic:cNvPr id="5" name="Image 1"/>
                     <pic:cNvPicPr>
                       <a:picLocks noChangeAspect="1" noChangeArrowheads="1"/>
                     </pic:cNvPicPr>
                   </pic:nvPicPr>
                   <pic:blipFill>
-                    <a:blip r:embed="rId6"/>
+                    <a:blip r:embed="rId9"/>
                     <a:stretch>
                       <a:fillRect/>
                     </a:stretch>
@@ -223,32 +227,38 @@
     </w:p>
     <w:p>
       <w:pPr>
-        <w:pStyle w:val="Normal"/>
-        <w:jc w:val="both"/>
-        <w:rPr>
-          <w:color w:val="000000"/>
-        </w:rPr>
-      </w:pPr>
-      <w:r>
-        <w:rPr>
-          <w:color w:val="000000"/>
-        </w:rPr>
-        <w:t>MEYNADIER  Renaud</w:t>
-      </w:r>
-    </w:p>
-    <w:p>
-      <w:pPr>
-        <w:pStyle w:val="Normal"/>
-        <w:jc w:val="both"/>
-        <w:rPr>
-          <w:color w:val="000000"/>
+        <w:jc w:val="both"/>
+        <w:rPr>
+          <w:color w:val="000000" w:themeColor="text1"/>
+        </w:rPr>
+      </w:pPr>
+    </w:p>
+    <w:p>
+      <w:pPr>
+        <w:jc w:val="center"/>
+        <w:rPr>
+          <w:color w:val="000000" w:themeColor="text1"/>
+        </w:rPr>
+      </w:pPr>
+      <w:r>
+        <w:rPr>
+          <w:color w:val="000000" w:themeColor="text1"/>
+        </w:rPr>
+        <w:t>MEYNADIER Renaud</w:t>
+      </w:r>
+    </w:p>
+    <w:p>
+      <w:pPr>
+        <w:jc w:val="center"/>
+        <w:rPr>
+          <w:color w:val="000000" w:themeColor="text1"/>
         </w:rPr>
       </w:pPr>
       <w:r>
         <w:rPr>
           <w:b/>
           <w:bCs/>
-          <w:color w:val="000000"/>
+          <w:color w:val="000000" w:themeColor="text1"/>
           <w:sz w:val="24"/>
           <w:szCs w:val="24"/>
         </w:rPr>
@@ -257,404 +267,1024 @@
     </w:p>
     <w:p>
       <w:pPr>
-        <w:pStyle w:val="Normal"/>
-        <w:jc w:val="both"/>
-        <w:rPr>
-          <w:color w:val="000000"/>
-        </w:rPr>
-      </w:pPr>
-      <w:r>
-        <w:rPr>
-          <w:color w:val="000000"/>
-        </w:rPr>
-        <w:tab/>
-        <w:tab/>
-        <w:tab/>
-        <w:tab/>
-        <w:tab/>
-        <w:tab/>
-        <w:tab/>
-      </w:r>
-    </w:p>
-    <w:p>
-      <w:pPr>
-        <w:pStyle w:val="Normal"/>
-        <w:jc w:val="both"/>
-        <w:rPr>
-          <w:color w:val="000000"/>
-        </w:rPr>
-      </w:pPr>
-      <w:r>
-        <w:rPr>
-          <w:color w:val="000000"/>
-        </w:rPr>
-        <w:t>Titre : Résumé</w:t>
-      </w:r>
-      <w:r>
-        <w:rPr>
-          <w:color w:val="000000"/>
+        <w:jc w:val="both"/>
+        <w:rPr>
+          <w:color w:val="000000" w:themeColor="text1"/>
+        </w:rPr>
+      </w:pPr>
+      <w:r>
+        <w:rPr>
+          <w:color w:val="000000" w:themeColor="text1"/>
+        </w:rPr>
+        <w:t xml:space="preserve">Titre : Résumé </w:t>
+      </w:r>
+    </w:p>
+    <w:p>
+      <w:pPr>
+        <w:jc w:val="both"/>
+        <w:rPr>
+          <w:color w:val="000000" w:themeColor="text1"/>
+        </w:rPr>
+      </w:pPr>
+    </w:p>
+    <w:p>
+      <w:pPr>
+        <w:jc w:val="both"/>
+        <w:rPr>
+          <w:color w:val="000000" w:themeColor="text1"/>
+        </w:rPr>
+      </w:pPr>
+      <w:r>
+        <w:rPr>
+          <w:color w:val="000000" w:themeColor="text1"/>
+        </w:rPr>
+        <w:t>Be-</w:t>
+      </w:r>
+      <w:proofErr w:type="spellStart"/>
+      <w:r>
+        <w:rPr>
+          <w:color w:val="000000" w:themeColor="text1"/>
+        </w:rPr>
+        <w:t>Almerys</w:t>
+      </w:r>
+      <w:proofErr w:type="spellEnd"/>
+      <w:r>
+        <w:rPr>
+          <w:color w:val="000000" w:themeColor="text1"/>
+        </w:rPr>
+        <w:t>, est une entité de plus de 2000 collaborateurs dont 400 en France, qui propose des solutions et services pour le traitement de donnée</w:t>
+      </w:r>
+      <w:r>
+        <w:rPr>
+          <w:color w:val="000000" w:themeColor="text1"/>
+        </w:rPr>
+        <w:t>s</w:t>
+      </w:r>
+      <w:r>
+        <w:rPr>
+          <w:color w:val="000000" w:themeColor="text1"/>
+        </w:rPr>
+        <w:t xml:space="preserve">, gestion de conformité, distribution de produits, délégation de gestion et la mise en œuvre </w:t>
+      </w:r>
+      <w:r>
+        <w:rPr>
+          <w:color w:val="000000" w:themeColor="text1"/>
+        </w:rPr>
+        <w:t>des services</w:t>
+      </w:r>
+      <w:r>
+        <w:rPr>
+          <w:color w:val="000000" w:themeColor="text1"/>
         </w:rPr>
         <w:t xml:space="preserve"> </w:t>
       </w:r>
-    </w:p>
-    <w:p>
-      <w:pPr>
-        <w:pStyle w:val="Normal"/>
-        <w:jc w:val="both"/>
-        <w:rPr>
-          <w:color w:val="000000"/>
-        </w:rPr>
-      </w:pPr>
-      <w:r>
-        <w:rPr>
-          <w:color w:val="000000"/>
-        </w:rPr>
-        <w:t>Be-</w:t>
-      </w:r>
-      <w:r>
-        <w:rPr>
-          <w:color w:val="000000"/>
-        </w:rPr>
-        <w:t>Almerys, c</w:t>
-      </w:r>
-      <w:r>
-        <w:rPr>
-          <w:color w:val="000000"/>
-        </w:rPr>
-        <w:t xml:space="preserve">’est une entité </w:t>
-      </w:r>
-      <w:r>
-        <w:rPr>
-          <w:color w:val="000000"/>
-        </w:rPr>
-        <w:t>de plus de 2000 collaborateurs dont 400 en France,</w:t>
-      </w:r>
-      <w:r>
-        <w:rPr>
-          <w:color w:val="000000"/>
-        </w:rPr>
-        <w:t xml:space="preserve"> qui propose des solutions et services pour le traitement de donnée, gestion de conformité, distribution de produits, délégation de gestion et la mise en œuvre des service différenciant. C’est un expert de haute technologie appliqué à l’assurance et à la santé.</w:t>
-      </w:r>
-    </w:p>
-    <w:p>
-      <w:pPr>
-        <w:pStyle w:val="Normal"/>
-        <w:jc w:val="both"/>
-        <w:rPr>
-          <w:color w:val="000000"/>
-        </w:rPr>
-      </w:pPr>
-      <w:r>
-        <w:rPr>
-          <w:color w:val="000000"/>
-        </w:rPr>
-        <w:t>Avec</w:t>
-      </w:r>
-      <w:r>
-        <w:rPr>
-          <w:color w:val="000000"/>
+      <w:r>
+        <w:rPr>
+          <w:color w:val="000000" w:themeColor="text1"/>
+        </w:rPr>
+        <w:t>différenciant</w:t>
+      </w:r>
+      <w:r>
+        <w:rPr>
+          <w:color w:val="000000" w:themeColor="text1"/>
+        </w:rPr>
+        <w:t>.</w:t>
+      </w:r>
+    </w:p>
+    <w:p>
+      <w:pPr>
+        <w:jc w:val="both"/>
+        <w:rPr>
+          <w:color w:val="000000" w:themeColor="text1"/>
+        </w:rPr>
+      </w:pPr>
+      <w:r>
+        <w:rPr>
+          <w:color w:val="000000" w:themeColor="text1"/>
+        </w:rPr>
+        <w:t>C’</w:t>
+      </w:r>
+      <w:r>
+        <w:rPr>
+          <w:color w:val="000000" w:themeColor="text1"/>
+        </w:rPr>
+        <w:t>est un expert de haute technologie appliqué à l’assurance et à la santé.</w:t>
+      </w:r>
+    </w:p>
+    <w:p>
+      <w:pPr>
+        <w:jc w:val="both"/>
+        <w:rPr>
+          <w:color w:val="000000" w:themeColor="text1"/>
+        </w:rPr>
+      </w:pPr>
+      <w:r>
+        <w:rPr>
+          <w:color w:val="000000" w:themeColor="text1"/>
+        </w:rPr>
+        <w:t>L’entreprise est composée de</w:t>
+      </w:r>
+      <w:r>
+        <w:rPr>
+          <w:color w:val="000000" w:themeColor="text1"/>
+        </w:rPr>
+        <w:t xml:space="preserve"> sous-</w:t>
+      </w:r>
+      <w:r>
+        <w:rPr>
+          <w:color w:val="000000" w:themeColor="text1"/>
+        </w:rPr>
+        <w:t>entités</w:t>
+      </w:r>
+      <w:r>
+        <w:rPr>
+          <w:color w:val="000000" w:themeColor="text1"/>
+        </w:rPr>
+        <w:t> :</w:t>
+      </w:r>
+    </w:p>
+    <w:p>
+      <w:pPr>
+        <w:jc w:val="both"/>
+        <w:rPr>
+          <w:color w:val="000000" w:themeColor="text1"/>
+        </w:rPr>
+      </w:pPr>
+      <w:r>
+        <w:rPr>
+          <w:color w:val="000000" w:themeColor="text1"/>
+        </w:rPr>
+        <w:t xml:space="preserve">Beys </w:t>
+      </w:r>
+      <w:proofErr w:type="spellStart"/>
+      <w:r>
+        <w:rPr>
+          <w:color w:val="000000" w:themeColor="text1"/>
+        </w:rPr>
+        <w:t>Trusted</w:t>
+      </w:r>
+      <w:proofErr w:type="spellEnd"/>
+      <w:r>
+        <w:rPr>
+          <w:color w:val="000000" w:themeColor="text1"/>
+        </w:rPr>
+        <w:t xml:space="preserve"> Solutions, Beys </w:t>
+      </w:r>
+      <w:proofErr w:type="spellStart"/>
+      <w:r>
+        <w:rPr>
+          <w:color w:val="000000" w:themeColor="text1"/>
+        </w:rPr>
+        <w:t>Pay</w:t>
+      </w:r>
+      <w:proofErr w:type="spellEnd"/>
+      <w:r>
+        <w:rPr>
+          <w:color w:val="000000" w:themeColor="text1"/>
+        </w:rPr>
+        <w:t xml:space="preserve">, Beys </w:t>
+      </w:r>
+      <w:proofErr w:type="spellStart"/>
+      <w:r>
+        <w:rPr>
+          <w:color w:val="000000" w:themeColor="text1"/>
+        </w:rPr>
+        <w:t>Health</w:t>
+      </w:r>
+      <w:proofErr w:type="spellEnd"/>
+      <w:r>
+        <w:rPr>
+          <w:color w:val="000000" w:themeColor="text1"/>
+        </w:rPr>
+        <w:t xml:space="preserve"> Solutions, Beys </w:t>
+      </w:r>
+      <w:proofErr w:type="spellStart"/>
+      <w:r>
+        <w:rPr>
+          <w:color w:val="000000" w:themeColor="text1"/>
+        </w:rPr>
+        <w:t>Search</w:t>
+      </w:r>
+      <w:proofErr w:type="spellEnd"/>
+      <w:r>
+        <w:rPr>
+          <w:color w:val="000000" w:themeColor="text1"/>
+        </w:rPr>
+        <w:t>, Beys Software et la Citadelle.</w:t>
+      </w:r>
+    </w:p>
+    <w:p>
+      <w:pPr>
+        <w:spacing w:after="0"/>
+        <w:jc w:val="both"/>
+        <w:rPr>
+          <w:color w:val="000000" w:themeColor="text1"/>
+        </w:rPr>
+      </w:pPr>
+      <w:r>
+        <w:rPr>
+          <w:color w:val="000000" w:themeColor="text1"/>
+        </w:rPr>
+        <w:t xml:space="preserve">Ses sous-entités ont pour objectifs de : </w:t>
+      </w:r>
+    </w:p>
+    <w:p>
+      <w:pPr>
+        <w:pStyle w:val="Paragraphedeliste"/>
+        <w:numPr>
+          <w:ilvl w:val="0"/>
+          <w:numId w:val="1"/>
+        </w:numPr>
+        <w:spacing w:after="0"/>
+        <w:jc w:val="both"/>
+        <w:rPr>
+          <w:color w:val="000000" w:themeColor="text1"/>
+        </w:rPr>
+      </w:pPr>
+      <w:r>
+        <w:rPr>
+          <w:color w:val="000000" w:themeColor="text1"/>
+        </w:rPr>
+        <w:t xml:space="preserve">Sécuriser le bien le plus précieux de l’entreprise : ses données. </w:t>
+      </w:r>
+    </w:p>
+    <w:p>
+      <w:pPr>
+        <w:pStyle w:val="Paragraphedeliste"/>
+        <w:numPr>
+          <w:ilvl w:val="0"/>
+          <w:numId w:val="1"/>
+        </w:numPr>
+        <w:spacing w:after="0"/>
+        <w:jc w:val="both"/>
+        <w:rPr>
+          <w:color w:val="000000" w:themeColor="text1"/>
+        </w:rPr>
+      </w:pPr>
+      <w:r>
+        <w:rPr>
+          <w:color w:val="000000" w:themeColor="text1"/>
+        </w:rPr>
+        <w:t>Digitaliser les processus métiers de l’entreprise pour lui permettre de réduire ses coûts et d’améliorer ses ventes.</w:t>
+      </w:r>
+    </w:p>
+    <w:p>
+      <w:pPr>
+        <w:pStyle w:val="Paragraphedeliste"/>
+        <w:numPr>
+          <w:ilvl w:val="0"/>
+          <w:numId w:val="1"/>
+        </w:numPr>
+        <w:spacing w:after="0"/>
+        <w:jc w:val="both"/>
+        <w:rPr>
+          <w:color w:val="000000" w:themeColor="text1"/>
+        </w:rPr>
+      </w:pPr>
+      <w:r>
+        <w:rPr>
+          <w:color w:val="000000" w:themeColor="text1"/>
+        </w:rPr>
+        <w:t xml:space="preserve">Sécuriser juridiquement le client lors des prises d’engagement. </w:t>
+      </w:r>
+    </w:p>
+    <w:p>
+      <w:pPr>
+        <w:pStyle w:val="Paragraphedeliste"/>
+        <w:numPr>
+          <w:ilvl w:val="0"/>
+          <w:numId w:val="1"/>
+        </w:numPr>
+        <w:jc w:val="both"/>
+        <w:rPr>
+          <w:color w:val="000000" w:themeColor="text1"/>
+        </w:rPr>
+      </w:pPr>
+      <w:r>
+        <w:rPr>
+          <w:color w:val="000000" w:themeColor="text1"/>
+        </w:rPr>
+        <w:t xml:space="preserve">Réduire et sécuriser les coûts d’archivage et de transfert de documents. </w:t>
+      </w:r>
+    </w:p>
+    <w:p>
+      <w:pPr>
+        <w:jc w:val="both"/>
+        <w:rPr>
+          <w:color w:val="000000" w:themeColor="text1"/>
+        </w:rPr>
+      </w:pPr>
+      <w:r>
+        <w:rPr>
+          <w:color w:val="000000" w:themeColor="text1"/>
+        </w:rPr>
+        <w:t xml:space="preserve">Ils ont différents clients : La Banque Postale (assurance), Generali, Mutuelle Générale, </w:t>
+      </w:r>
+      <w:proofErr w:type="spellStart"/>
+      <w:r>
+        <w:rPr>
+          <w:color w:val="000000" w:themeColor="text1"/>
+        </w:rPr>
+        <w:t>Swisslife</w:t>
+      </w:r>
+      <w:proofErr w:type="spellEnd"/>
+      <w:r>
+        <w:rPr>
+          <w:color w:val="000000" w:themeColor="text1"/>
+        </w:rPr>
+        <w:t>…</w:t>
+      </w:r>
+    </w:p>
+    <w:p>
+      <w:pPr>
+        <w:jc w:val="both"/>
+        <w:rPr>
+          <w:color w:val="000000" w:themeColor="text1"/>
+        </w:rPr>
+      </w:pPr>
+      <w:r>
+        <w:rPr>
+          <w:color w:val="000000" w:themeColor="text1"/>
+        </w:rPr>
+        <w:t>J’ai donc fait un stage</w:t>
+      </w:r>
+      <w:r>
+        <w:rPr>
+          <w:color w:val="000000" w:themeColor="text1"/>
+        </w:rPr>
+        <w:t xml:space="preserve"> dans l’équipe ‘’front’’</w:t>
+      </w:r>
+      <w:r>
+        <w:rPr>
+          <w:color w:val="000000" w:themeColor="text1"/>
+        </w:rPr>
+        <w:t xml:space="preserve"> au sein de </w:t>
+      </w:r>
+      <w:proofErr w:type="spellStart"/>
+      <w:r>
+        <w:rPr>
+          <w:color w:val="000000" w:themeColor="text1"/>
+        </w:rPr>
+        <w:t>Be-Ys</w:t>
+      </w:r>
+      <w:proofErr w:type="spellEnd"/>
+      <w:r>
+        <w:rPr>
+          <w:color w:val="000000" w:themeColor="text1"/>
+        </w:rPr>
+        <w:t xml:space="preserve"> Software France, Clermont-Ferrand.</w:t>
+      </w:r>
+      <w:r>
+        <w:rPr>
+          <w:color w:val="000000" w:themeColor="text1"/>
+        </w:rPr>
+        <w:t xml:space="preserve"> (Ils sont présents aussi à Paris, Toulouse, Annecy, au Luxembourg et à Tunis)</w:t>
+      </w:r>
+      <w:r>
+        <w:rPr>
+          <w:color w:val="000000" w:themeColor="text1"/>
+        </w:rPr>
+        <w:t xml:space="preserve">. </w:t>
+      </w:r>
+    </w:p>
+    <w:p>
+      <w:pPr>
+        <w:jc w:val="both"/>
+        <w:rPr>
+          <w:color w:val="000000" w:themeColor="text1"/>
+        </w:rPr>
+      </w:pPr>
+      <w:r>
+        <w:rPr>
+          <w:color w:val="000000" w:themeColor="text1"/>
+        </w:rPr>
+        <w:t xml:space="preserve">J’ai travaillé sur </w:t>
+      </w:r>
+      <w:r>
+        <w:rPr>
+          <w:color w:val="000000" w:themeColor="text1"/>
+        </w:rPr>
+        <w:t xml:space="preserve">une application </w:t>
+      </w:r>
+      <w:proofErr w:type="spellStart"/>
+      <w:r>
+        <w:rPr>
+          <w:color w:val="000000" w:themeColor="text1"/>
+        </w:rPr>
+        <w:t>Angular</w:t>
+      </w:r>
+      <w:proofErr w:type="spellEnd"/>
+      <w:r>
+        <w:rPr>
+          <w:color w:val="000000" w:themeColor="text1"/>
+        </w:rPr>
+        <w:t xml:space="preserve"> IAM-FRONT, qui permet la gestion de rôle, de donnée</w:t>
+      </w:r>
+      <w:r>
+        <w:rPr>
+          <w:color w:val="000000" w:themeColor="text1"/>
+        </w:rPr>
+        <w:t>s</w:t>
+      </w:r>
+      <w:r>
+        <w:rPr>
+          <w:color w:val="000000" w:themeColor="text1"/>
+        </w:rPr>
+        <w:t xml:space="preserve"> pour </w:t>
+      </w:r>
+      <w:r>
+        <w:rPr>
+          <w:color w:val="000000" w:themeColor="text1"/>
+        </w:rPr>
+        <w:t>les professionnels</w:t>
+      </w:r>
+      <w:r>
+        <w:rPr>
+          <w:color w:val="000000" w:themeColor="text1"/>
+        </w:rPr>
+        <w:t xml:space="preserve"> de la santé. </w:t>
+      </w:r>
+    </w:p>
+    <w:p>
+      <w:pPr>
+        <w:jc w:val="both"/>
+        <w:rPr>
+          <w:color w:val="000000" w:themeColor="text1"/>
+        </w:rPr>
+      </w:pPr>
+      <w:r>
+        <w:rPr>
+          <w:color w:val="000000" w:themeColor="text1"/>
+        </w:rPr>
+        <w:t>En ce moment l’application est refondue en version 2.0. Les tâches sont divisées en plusieurs Sprint de trois semaines, qui sont eux même divisé</w:t>
+      </w:r>
+      <w:r>
+        <w:rPr>
+          <w:color w:val="000000" w:themeColor="text1"/>
+        </w:rPr>
+        <w:t>s</w:t>
+      </w:r>
+      <w:r>
+        <w:rPr>
+          <w:color w:val="000000" w:themeColor="text1"/>
+        </w:rPr>
+        <w:t xml:space="preserve"> en plusieurs tickets. J’ai eu la chance de pouvoir prendre quelques tickets front, des correctifs de modal</w:t>
+      </w:r>
+      <w:r>
+        <w:rPr>
+          <w:color w:val="000000" w:themeColor="text1"/>
+        </w:rPr>
+        <w:t>, d</w:t>
+      </w:r>
+      <w:r>
+        <w:rPr>
+          <w:color w:val="000000" w:themeColor="text1"/>
+        </w:rPr>
+        <w:t>e la correction de CSS</w:t>
+      </w:r>
+      <w:r>
+        <w:rPr>
+          <w:color w:val="000000" w:themeColor="text1"/>
+        </w:rPr>
+        <w:t xml:space="preserve"> et l’</w:t>
+      </w:r>
+      <w:r>
+        <w:rPr>
+          <w:color w:val="000000" w:themeColor="text1"/>
+        </w:rPr>
+        <w:t xml:space="preserve">utilisation de leur librairie </w:t>
+      </w:r>
+      <w:proofErr w:type="spellStart"/>
+      <w:r>
+        <w:rPr>
+          <w:color w:val="000000" w:themeColor="text1"/>
+        </w:rPr>
+        <w:t>Angular</w:t>
+      </w:r>
+      <w:proofErr w:type="spellEnd"/>
+      <w:r>
+        <w:rPr>
+          <w:color w:val="000000" w:themeColor="text1"/>
+        </w:rPr>
+        <w:t>.</w:t>
+      </w:r>
+    </w:p>
+    <w:p>
+      <w:pPr>
+        <w:jc w:val="both"/>
+        <w:rPr>
+          <w:color w:val="000000" w:themeColor="text1"/>
+        </w:rPr>
+      </w:pPr>
+      <w:r>
+        <w:rPr>
+          <w:color w:val="000000" w:themeColor="text1"/>
+        </w:rPr>
+        <w:t>J’ai eu l’opportunité de c</w:t>
+      </w:r>
+      <w:r>
+        <w:rPr>
+          <w:color w:val="000000" w:themeColor="text1"/>
+        </w:rPr>
+        <w:t xml:space="preserve">orriger quelques problèmes de traduction, </w:t>
+      </w:r>
+      <w:r>
+        <w:rPr>
+          <w:color w:val="000000" w:themeColor="text1"/>
+        </w:rPr>
+        <w:t xml:space="preserve">de </w:t>
+      </w:r>
+      <w:r>
+        <w:rPr>
+          <w:color w:val="000000" w:themeColor="text1"/>
+        </w:rPr>
+        <w:t xml:space="preserve">rendre l’interface plus intuitive et facile d’accès. </w:t>
+      </w:r>
+      <w:r>
+        <w:rPr>
+          <w:color w:val="000000" w:themeColor="text1"/>
+        </w:rPr>
+        <w:t>J’ai eu</w:t>
+      </w:r>
+      <w:r>
+        <w:rPr>
+          <w:color w:val="000000" w:themeColor="text1"/>
+        </w:rPr>
+        <w:t xml:space="preserve"> recours à des appels d’API, et des </w:t>
+      </w:r>
+      <w:proofErr w:type="spellStart"/>
+      <w:r>
+        <w:rPr>
+          <w:color w:val="000000" w:themeColor="text1"/>
+        </w:rPr>
+        <w:t>dashboard</w:t>
+      </w:r>
+      <w:proofErr w:type="spellEnd"/>
+      <w:r>
+        <w:rPr>
+          <w:color w:val="000000" w:themeColor="text1"/>
+        </w:rPr>
+        <w:t xml:space="preserve"> pour gérer les comptes et identifiants.</w:t>
+      </w:r>
+    </w:p>
+    <w:p>
+      <w:pPr>
+        <w:jc w:val="both"/>
+        <w:rPr>
+          <w:color w:val="000000" w:themeColor="text1"/>
+        </w:rPr>
+      </w:pPr>
+      <w:r>
+        <w:rPr>
+          <w:color w:val="000000" w:themeColor="text1"/>
+        </w:rPr>
+        <w:t>Mes tickets</w:t>
+      </w:r>
+      <w:r>
+        <w:rPr>
+          <w:color w:val="000000" w:themeColor="text1"/>
+        </w:rPr>
+        <w:t xml:space="preserve"> sont</w:t>
+      </w:r>
+      <w:r>
+        <w:rPr>
+          <w:color w:val="000000" w:themeColor="text1"/>
         </w:rPr>
         <w:t xml:space="preserve"> </w:t>
       </w:r>
       <w:r>
         <w:rPr>
-          <w:color w:val="000000"/>
-        </w:rPr>
-        <w:t>ses</w:t>
-      </w:r>
-      <w:r>
-        <w:rPr>
-          <w:color w:val="000000"/>
-        </w:rPr>
-        <w:t xml:space="preserve"> sous-entités :</w:t>
-      </w:r>
-    </w:p>
-    <w:p>
-      <w:pPr>
-        <w:pStyle w:val="Normal"/>
-        <w:jc w:val="both"/>
-        <w:rPr/>
-      </w:pPr>
-      <w:r>
-        <w:rPr>
-          <w:color w:val="000000"/>
-        </w:rPr>
-        <w:t xml:space="preserve">Beys Trusted Solutions, Beys Pay, Beys </w:t>
-      </w:r>
-      <w:r>
-        <w:rPr>
-          <w:color w:val="000000"/>
-        </w:rPr>
-        <w:t>Health</w:t>
-      </w:r>
-      <w:r>
-        <w:rPr>
-          <w:color w:val="000000"/>
+          <w:color w:val="000000" w:themeColor="text1"/>
+        </w:rPr>
+        <w:t>enduite</w:t>
+      </w:r>
+      <w:r>
+        <w:rPr>
+          <w:color w:val="000000" w:themeColor="text1"/>
+        </w:rPr>
+        <w:t xml:space="preserve"> analysés (pipeline </w:t>
+      </w:r>
+      <w:proofErr w:type="spellStart"/>
+      <w:r>
+        <w:rPr>
+          <w:color w:val="000000" w:themeColor="text1"/>
+        </w:rPr>
+        <w:t>gitlab</w:t>
+      </w:r>
+      <w:proofErr w:type="spellEnd"/>
+      <w:r>
+        <w:rPr>
+          <w:color w:val="000000" w:themeColor="text1"/>
+        </w:rPr>
+        <w:t>), traités et validé</w:t>
+      </w:r>
+      <w:r>
+        <w:rPr>
+          <w:color w:val="000000" w:themeColor="text1"/>
+        </w:rPr>
+        <w:t>s</w:t>
+      </w:r>
+      <w:r>
+        <w:rPr>
+          <w:color w:val="000000" w:themeColor="text1"/>
+        </w:rPr>
+        <w:t xml:space="preserve"> (avec Jira)</w:t>
+      </w:r>
+      <w:r>
+        <w:rPr>
+          <w:color w:val="000000" w:themeColor="text1"/>
+        </w:rPr>
+        <w:t>,</w:t>
+      </w:r>
+      <w:r>
+        <w:rPr>
+          <w:color w:val="000000" w:themeColor="text1"/>
         </w:rPr>
         <w:t xml:space="preserve"> </w:t>
       </w:r>
       <w:r>
         <w:rPr>
-          <w:color w:val="000000"/>
-        </w:rPr>
-        <w:t>Solutions</w:t>
-      </w:r>
-      <w:r>
-        <w:rPr>
-          <w:color w:val="000000"/>
-        </w:rPr>
-        <w:t xml:space="preserve">, Beys </w:t>
-      </w:r>
-      <w:r>
-        <w:rPr>
-          <w:color w:val="000000"/>
-        </w:rPr>
-        <w:t>Search</w:t>
-      </w:r>
-      <w:r>
-        <w:rPr>
-          <w:color w:val="000000"/>
-        </w:rPr>
-        <w:t xml:space="preserve">, Beys </w:t>
-      </w:r>
-      <w:r>
-        <w:rPr>
-          <w:color w:val="000000"/>
-        </w:rPr>
-        <w:t>Software</w:t>
-      </w:r>
-      <w:r>
-        <w:rPr>
-          <w:color w:val="000000"/>
-        </w:rPr>
-        <w:t xml:space="preserve"> et la Citadelle.</w:t>
-      </w:r>
-    </w:p>
-    <w:p>
-      <w:pPr>
-        <w:pStyle w:val="Normal"/>
-        <w:jc w:val="both"/>
-        <w:rPr/>
-      </w:pPr>
-      <w:r>
-        <w:rPr/>
-        <w:t xml:space="preserve">Sécuriser le bien le plus précieux de l’entreprise : ses données. </w:t>
-      </w:r>
-    </w:p>
-    <w:p>
-      <w:pPr>
-        <w:pStyle w:val="Normal"/>
-        <w:jc w:val="both"/>
-        <w:rPr/>
-      </w:pPr>
-      <w:r>
-        <w:rPr/>
-        <w:t>Digitaliser les processus métiers de l’entreprise pour lui permettre de réduire ses coûts et d’améliorer ses ventes.</w:t>
-      </w:r>
-    </w:p>
-    <w:p>
-      <w:pPr>
-        <w:pStyle w:val="Normal"/>
-        <w:jc w:val="both"/>
-        <w:rPr/>
-      </w:pPr>
-      <w:r>
-        <w:rPr/>
-        <w:t xml:space="preserve">Sécuriser juridiquement le client lors des prises d’engagement. </w:t>
-      </w:r>
-    </w:p>
-    <w:p>
-      <w:pPr>
-        <w:pStyle w:val="Normal"/>
-        <w:jc w:val="both"/>
-        <w:rPr/>
-      </w:pPr>
-      <w:r>
-        <w:rPr/>
-        <w:t xml:space="preserve">Réduire et sécuriser les coûts d’archivage et de transfert de documents. </w:t>
-      </w:r>
-    </w:p>
-    <w:p>
-      <w:pPr>
-        <w:pStyle w:val="Normal"/>
-        <w:jc w:val="both"/>
-        <w:rPr>
-          <w:color w:val="000000"/>
-        </w:rPr>
-      </w:pPr>
-      <w:r>
-        <w:rPr>
-          <w:color w:val="000000"/>
-        </w:rPr>
-        <w:t>Ils ont différents clients : La Banque Postale (assurance), Generali, Mutuelle Générale, Swisslife…</w:t>
-      </w:r>
-    </w:p>
-    <w:p>
-      <w:pPr>
-        <w:pStyle w:val="Normal"/>
-        <w:jc w:val="both"/>
-        <w:rPr>
-          <w:color w:val="000000"/>
-        </w:rPr>
-      </w:pPr>
-      <w:r>
-        <w:rPr>
-          <w:color w:val="000000"/>
-        </w:rPr>
-      </w:r>
-    </w:p>
-    <w:p>
-      <w:pPr>
-        <w:pStyle w:val="Normal"/>
-        <w:jc w:val="both"/>
-        <w:rPr>
-          <w:color w:val="000000"/>
-        </w:rPr>
-      </w:pPr>
-      <w:r>
-        <w:rPr>
-          <w:color w:val="000000"/>
-        </w:rPr>
-        <w:t>J’ai donc fait un stage au sein de Be-Ys Software France, Clermont-Ferrand.</w:t>
-      </w:r>
-    </w:p>
-    <w:p>
-      <w:pPr>
-        <w:pStyle w:val="Normal"/>
-        <w:jc w:val="both"/>
-        <w:rPr>
-          <w:color w:val="000000"/>
-        </w:rPr>
-      </w:pPr>
-      <w:r>
-        <w:rPr>
-          <w:color w:val="000000"/>
-        </w:rPr>
-        <w:t xml:space="preserve">Ils sont présent </w:t>
-      </w:r>
-      <w:r>
-        <w:rPr>
-          <w:color w:val="000000"/>
-        </w:rPr>
-        <w:t>aussi</w:t>
-      </w:r>
-      <w:r>
-        <w:rPr>
-          <w:color w:val="000000"/>
-        </w:rPr>
-        <w:t xml:space="preserve"> à Paris, Toulouse, Annecy, au Luxembourg et à Tunis. </w:t>
-      </w:r>
-    </w:p>
-    <w:p>
-      <w:pPr>
-        <w:pStyle w:val="Normal"/>
-        <w:jc w:val="both"/>
-        <w:rPr>
-          <w:color w:val="000000"/>
-        </w:rPr>
-      </w:pPr>
-      <w:r>
-        <w:rPr>
-          <w:color w:val="000000"/>
-        </w:rPr>
-        <w:t xml:space="preserve">J’ai intégré l’équipe ‘’front’’, nous faisons en ce moment une application Angular </w:t>
-      </w:r>
-      <w:r>
-        <w:rPr>
-          <w:color w:val="000000"/>
-        </w:rPr>
-        <w:t>IAM-FRONT</w:t>
-      </w:r>
-      <w:r>
-        <w:rPr>
-          <w:color w:val="000000"/>
-        </w:rPr>
-        <w:t xml:space="preserve">, qui permet la gestion de rôle, de donnée pour les professionnel de la santé. En ce moment l’application est refondue en version 2.0. Les tâches sont divisées en plusieurs Sprint de trois semaines, qui sont eux même divisé en plusieurs tickets. J’ai eu la chance de pouvoir prendre quelques tickets front, des correctifs de modal. De la correction de CSS, </w:t>
-      </w:r>
-      <w:r>
-        <w:rPr>
-          <w:color w:val="000000"/>
-        </w:rPr>
-        <w:t>utilisation de leur librairie Angular</w:t>
-      </w:r>
-      <w:r>
-        <w:rPr>
-          <w:color w:val="000000"/>
-        </w:rPr>
-        <w:t xml:space="preserve">. Corriger quelques problèmes de traduction, rendre l’interface plus intuitive et facile d’accès. </w:t>
-      </w:r>
-      <w:r>
-        <w:rPr>
-          <w:color w:val="000000"/>
-        </w:rPr>
-        <w:t>Nous avons recours aussi à des appels d’API, et des dashboard pour gérer les comptes et identifiants.</w:t>
-      </w:r>
-    </w:p>
-    <w:p>
-      <w:pPr>
-        <w:pStyle w:val="Normal"/>
-        <w:jc w:val="both"/>
-        <w:rPr>
-          <w:color w:val="000000"/>
-        </w:rPr>
-      </w:pPr>
-      <w:r>
-        <w:rPr>
-          <w:color w:val="000000"/>
-        </w:rPr>
-        <w:t xml:space="preserve">Après mes tickets sont analysés (pipeline gitlab), traités et validé (avec Jira) si ils ont passé une première série de test. On utilise MatterMost, Skype Entreprise et Outlook qui vont nous permettre de faire des retours très rapide. </w:t>
-      </w:r>
-    </w:p>
-    <w:p>
-      <w:pPr>
-        <w:pStyle w:val="Normal"/>
-        <w:jc w:val="both"/>
-        <w:rPr>
-          <w:color w:val="000000"/>
-        </w:rPr>
-      </w:pPr>
-      <w:r>
-        <w:rPr>
-          <w:color w:val="000000"/>
-        </w:rPr>
-        <w:t>Le stage étant que Front, j’ai un projet annexe pour le coté ‘’back’’, comme mon fil rouge, un site marchand conçu de A à Z.</w:t>
-      </w:r>
-    </w:p>
-    <w:p>
-      <w:pPr>
-        <w:pStyle w:val="Normal"/>
-        <w:spacing w:before="0" w:after="160"/>
-        <w:jc w:val="both"/>
-        <w:rPr>
-          <w:color w:val="000000"/>
-        </w:rPr>
-      </w:pPr>
-      <w:r>
-        <w:rPr>
-          <w:color w:val="000000"/>
-        </w:rPr>
-        <w:t>Pour le stage c’est Angular/TypeScript comme technologie principale. Pour le projet fil rouge, c’est un peu tout, mais surtout Symfony/Php.</w:t>
-      </w:r>
+          <w:color w:val="000000" w:themeColor="text1"/>
+        </w:rPr>
+        <w:t>s’ils</w:t>
+      </w:r>
+      <w:r>
+        <w:rPr>
+          <w:color w:val="000000" w:themeColor="text1"/>
+        </w:rPr>
+        <w:t xml:space="preserve"> ont passé une première série de test</w:t>
+      </w:r>
+      <w:r>
+        <w:rPr>
+          <w:color w:val="000000" w:themeColor="text1"/>
+        </w:rPr>
+        <w:t>s</w:t>
+      </w:r>
+      <w:r>
+        <w:rPr>
+          <w:color w:val="000000" w:themeColor="text1"/>
+        </w:rPr>
+        <w:t xml:space="preserve">. </w:t>
+      </w:r>
+      <w:r>
+        <w:rPr>
+          <w:color w:val="000000" w:themeColor="text1"/>
+        </w:rPr>
+        <w:t>J’ai</w:t>
+      </w:r>
+      <w:r>
+        <w:rPr>
+          <w:color w:val="000000" w:themeColor="text1"/>
+        </w:rPr>
+        <w:t xml:space="preserve"> </w:t>
+      </w:r>
+      <w:r>
+        <w:rPr>
+          <w:color w:val="000000" w:themeColor="text1"/>
+        </w:rPr>
+        <w:t>utilisé</w:t>
+      </w:r>
+      <w:r>
+        <w:rPr>
+          <w:color w:val="000000" w:themeColor="text1"/>
+        </w:rPr>
+        <w:t xml:space="preserve"> </w:t>
+      </w:r>
+      <w:proofErr w:type="spellStart"/>
+      <w:r>
+        <w:rPr>
+          <w:color w:val="000000" w:themeColor="text1"/>
+        </w:rPr>
+        <w:t>MatterMost</w:t>
+      </w:r>
+      <w:proofErr w:type="spellEnd"/>
+      <w:r>
+        <w:rPr>
+          <w:color w:val="000000" w:themeColor="text1"/>
+        </w:rPr>
+        <w:t>, Skype Entreprise et Outlook qui permett</w:t>
+      </w:r>
+      <w:r>
+        <w:rPr>
+          <w:color w:val="000000" w:themeColor="text1"/>
+        </w:rPr>
+        <w:t>ent</w:t>
+      </w:r>
+      <w:r>
+        <w:rPr>
+          <w:color w:val="000000" w:themeColor="text1"/>
+        </w:rPr>
+        <w:t xml:space="preserve"> de faire des retours très rapide.</w:t>
+      </w:r>
+    </w:p>
+    <w:p>
+      <w:pPr>
+        <w:jc w:val="both"/>
+        <w:rPr>
+          <w:color w:val="000000" w:themeColor="text1"/>
+        </w:rPr>
+      </w:pPr>
+      <w:r>
+        <w:rPr>
+          <w:color w:val="000000" w:themeColor="text1"/>
+        </w:rPr>
+        <w:t>L</w:t>
+      </w:r>
+      <w:r>
+        <w:rPr>
+          <w:color w:val="000000" w:themeColor="text1"/>
+        </w:rPr>
+        <w:t xml:space="preserve">e stage étant </w:t>
+      </w:r>
+      <w:r>
+        <w:rPr>
+          <w:color w:val="000000" w:themeColor="text1"/>
+        </w:rPr>
+        <w:t>essentiellement tourné en</w:t>
+      </w:r>
+      <w:r>
+        <w:rPr>
+          <w:color w:val="000000" w:themeColor="text1"/>
+        </w:rPr>
+        <w:t xml:space="preserve"> Front, j’ai un projet annexe pour </w:t>
+      </w:r>
+      <w:r>
+        <w:rPr>
+          <w:color w:val="000000" w:themeColor="text1"/>
+        </w:rPr>
+        <w:t>la partie</w:t>
+      </w:r>
+      <w:r>
+        <w:rPr>
+          <w:color w:val="000000" w:themeColor="text1"/>
+        </w:rPr>
+        <w:t xml:space="preserve"> ‘’back’’, un site marchand conçu de A à Z.</w:t>
+      </w:r>
+    </w:p>
+    <w:p>
+      <w:pPr>
+        <w:jc w:val="both"/>
+        <w:rPr>
+          <w:color w:val="000000" w:themeColor="text1"/>
+        </w:rPr>
+      </w:pPr>
+      <w:r>
+        <w:rPr>
+          <w:color w:val="000000" w:themeColor="text1"/>
+        </w:rPr>
+        <w:t>Pour le stage</w:t>
+      </w:r>
+      <w:r>
+        <w:rPr>
+          <w:color w:val="000000" w:themeColor="text1"/>
+        </w:rPr>
+        <w:t>,</w:t>
+      </w:r>
+      <w:r>
+        <w:rPr>
+          <w:color w:val="000000" w:themeColor="text1"/>
+        </w:rPr>
+        <w:t xml:space="preserve"> </w:t>
+      </w:r>
+      <w:r>
+        <w:rPr>
+          <w:color w:val="000000" w:themeColor="text1"/>
+        </w:rPr>
+        <w:t xml:space="preserve">j’ai utilisé </w:t>
+      </w:r>
+      <w:proofErr w:type="spellStart"/>
+      <w:r>
+        <w:rPr>
+          <w:color w:val="000000" w:themeColor="text1"/>
+        </w:rPr>
+        <w:t>Angular</w:t>
+      </w:r>
+      <w:proofErr w:type="spellEnd"/>
+      <w:r>
+        <w:rPr>
+          <w:color w:val="000000" w:themeColor="text1"/>
+        </w:rPr>
+        <w:t>/</w:t>
+      </w:r>
+      <w:proofErr w:type="spellStart"/>
+      <w:r>
+        <w:rPr>
+          <w:color w:val="000000" w:themeColor="text1"/>
+        </w:rPr>
+        <w:t>TypeScript</w:t>
+      </w:r>
+      <w:proofErr w:type="spellEnd"/>
+      <w:r>
+        <w:rPr>
+          <w:color w:val="000000" w:themeColor="text1"/>
+        </w:rPr>
+        <w:t xml:space="preserve"> comme technologie principale. </w:t>
+      </w:r>
+    </w:p>
+    <w:p>
+      <w:pPr>
+        <w:jc w:val="both"/>
+        <w:rPr>
+          <w:color w:val="000000" w:themeColor="text1"/>
+        </w:rPr>
+      </w:pPr>
+      <w:r>
+        <w:rPr>
+          <w:color w:val="000000" w:themeColor="text1"/>
+        </w:rPr>
+        <w:t xml:space="preserve">Pour le </w:t>
+      </w:r>
+      <w:r>
+        <w:rPr>
+          <w:color w:val="000000" w:themeColor="text1"/>
+        </w:rPr>
+        <w:t>site marchand</w:t>
+      </w:r>
+      <w:r>
+        <w:rPr>
+          <w:color w:val="000000" w:themeColor="text1"/>
+        </w:rPr>
+        <w:t xml:space="preserve">, </w:t>
+      </w:r>
+      <w:r>
+        <w:rPr>
+          <w:color w:val="000000" w:themeColor="text1"/>
+        </w:rPr>
+        <w:t>j’ai utilisé</w:t>
+      </w:r>
+      <w:r>
+        <w:rPr>
+          <w:color w:val="000000" w:themeColor="text1"/>
+        </w:rPr>
+        <w:t xml:space="preserve"> Symfony</w:t>
+      </w:r>
+      <w:r>
+        <w:rPr>
+          <w:color w:val="000000" w:themeColor="text1"/>
+        </w:rPr>
+        <w:t xml:space="preserve"> et </w:t>
+      </w:r>
+      <w:proofErr w:type="spellStart"/>
+      <w:r>
+        <w:rPr>
+          <w:color w:val="000000" w:themeColor="text1"/>
+        </w:rPr>
+        <w:t>Php</w:t>
+      </w:r>
+      <w:proofErr w:type="spellEnd"/>
+      <w:r>
+        <w:rPr>
+          <w:color w:val="000000" w:themeColor="text1"/>
+        </w:rPr>
+        <w:t>.</w:t>
+      </w:r>
+    </w:p>
+    <w:p>
+      <w:pPr>
+        <w:jc w:val="both"/>
+        <w:rPr>
+          <w:color w:val="000000" w:themeColor="text1"/>
+        </w:rPr>
+      </w:pPr>
     </w:p>
     <w:sectPr>
-      <w:type w:val="nextPage"/>
       <w:pgSz w:w="11906" w:h="16838"/>
-      <w:pgMar w:left="720" w:right="720" w:gutter="0" w:header="0" w:top="720" w:footer="0" w:bottom="720"/>
-      <w:pgNumType w:fmt="decimal"/>
-      <w:formProt w:val="false"/>
-      <w:textDirection w:val="lrTb"/>
-      <w:docGrid w:type="default" w:linePitch="360" w:charSpace="4096"/>
+      <w:pgMar w:top="720" w:right="720" w:bottom="720" w:left="720" w:header="0" w:footer="0" w:gutter="0"/>
+      <w:cols w:space="720"/>
+      <w:formProt w:val="0"/>
+      <w:docGrid w:linePitch="360" w:charSpace="4096"/>
     </w:sectPr>
   </w:body>
 </w:document>
 </file>
 
+<file path=word/numbering.xml><?xml version="1.0" encoding="utf-8"?>
+<w:numbering xmlns:wpc="http://schemas.microsoft.com/office/word/2010/wordprocessingCanvas" xmlns:cx="http://schemas.microsoft.com/office/drawing/2014/chartex" xmlns:cx1="http://schemas.microsoft.com/office/drawing/2015/9/8/chartex" xmlns:cx2="http://schemas.microsoft.com/office/drawing/2015/10/21/chartex" xmlns:cx3="http://schemas.microsoft.com/office/drawing/2016/5/9/chartex" xmlns:cx4="http://schemas.microsoft.com/office/drawing/2016/5/10/chartex" xmlns:cx5="http://schemas.microsoft.com/office/drawing/2016/5/11/chartex" xmlns:cx6="http://schemas.microsoft.com/office/drawing/2016/5/12/chartex" xmlns:cx7="http://schemas.microsoft.com/office/drawing/2016/5/13/chartex" xmlns:cx8="http://schemas.microsoft.com/office/drawing/2016/5/14/chartex" xmlns:mc="http://schemas.openxmlformats.org/markup-compatibility/2006" xmlns:aink="http://schemas.microsoft.com/office/drawing/2016/ink" xmlns:am3d="http://schemas.microsoft.com/office/drawing/2017/model3d" xmlns:o="urn:schemas-microsoft-com:office:office" xmlns:r="http://schemas.openxmlformats.org/officeDocument/2006/relationships" xmlns:m="http://schemas.openxmlformats.org/officeDocument/2006/math" xmlns:v="urn:schemas-microsoft-com:vml" xmlns:wp14="http://schemas.microsoft.com/office/word/2010/wordprocessingDrawing" xmlns:wp="http://schemas.openxmlformats.org/drawingml/2006/wordprocessingDrawing" xmlns:w10="urn:schemas-microsoft-com:office:word" xmlns:w="http://schemas.openxmlformats.org/wordprocessingml/2006/main" xmlns:w14="http://schemas.microsoft.com/office/word/2010/wordml" xmlns:w15="http://schemas.microsoft.com/office/word/2012/wordml" xmlns:w16cex="http://schemas.microsoft.com/office/word/2018/wordml/cex" xmlns:w16cid="http://schemas.microsoft.com/office/word/2016/wordml/cid" xmlns:w16="http://schemas.microsoft.com/office/word/2018/wordml" xmlns:w16sdtdh="http://schemas.microsoft.com/office/word/2020/wordml/sdtdatahash" xmlns:w16se="http://schemas.microsoft.com/office/word/2015/wordml/symex" xmlns:wpg="http://schemas.microsoft.com/office/word/2010/wordprocessingGroup" xmlns:wpi="http://schemas.microsoft.com/office/word/2010/wordprocessingInk" xmlns:wne="http://schemas.microsoft.com/office/word/2006/wordml" xmlns:wps="http://schemas.microsoft.com/office/word/2010/wordprocessingShape" mc:Ignorable="w14 w15 w16se w16cid w16 w16cex w16sdtdh wp14">
+  <w:abstractNum w:abstractNumId="0" w15:restartNumberingAfterBreak="0">
+    <w:nsid w:val="5457464E"/>
+    <w:multiLevelType w:val="hybridMultilevel"/>
+    <w:tmpl w:val="93D85684"/>
+    <w:lvl w:ilvl="0" w:tplc="B994D158">
+      <w:start w:val="1"/>
+      <w:numFmt w:val="bullet"/>
+      <w:lvlText w:val="-"/>
+      <w:lvlJc w:val="left"/>
+      <w:pPr>
+        <w:ind w:left="720" w:hanging="360"/>
+      </w:pPr>
+      <w:rPr>
+        <w:rFonts w:ascii="Calibri" w:eastAsiaTheme="minorHAnsi" w:hAnsi="Calibri" w:cstheme="minorBidi" w:hint="default"/>
+      </w:rPr>
+    </w:lvl>
+    <w:lvl w:ilvl="1" w:tplc="040C0003" w:tentative="1">
+      <w:start w:val="1"/>
+      <w:numFmt w:val="bullet"/>
+      <w:lvlText w:val="o"/>
+      <w:lvlJc w:val="left"/>
+      <w:pPr>
+        <w:ind w:left="1440" w:hanging="360"/>
+      </w:pPr>
+      <w:rPr>
+        <w:rFonts w:ascii="Courier New" w:hAnsi="Courier New" w:cs="Courier New" w:hint="default"/>
+      </w:rPr>
+    </w:lvl>
+    <w:lvl w:ilvl="2" w:tplc="040C0005" w:tentative="1">
+      <w:start w:val="1"/>
+      <w:numFmt w:val="bullet"/>
+      <w:lvlText w:val=""/>
+      <w:lvlJc w:val="left"/>
+      <w:pPr>
+        <w:ind w:left="2160" w:hanging="360"/>
+      </w:pPr>
+      <w:rPr>
+        <w:rFonts w:ascii="Wingdings" w:hAnsi="Wingdings" w:hint="default"/>
+      </w:rPr>
+    </w:lvl>
+    <w:lvl w:ilvl="3" w:tplc="040C0001" w:tentative="1">
+      <w:start w:val="1"/>
+      <w:numFmt w:val="bullet"/>
+      <w:lvlText w:val=""/>
+      <w:lvlJc w:val="left"/>
+      <w:pPr>
+        <w:ind w:left="2880" w:hanging="360"/>
+      </w:pPr>
+      <w:rPr>
+        <w:rFonts w:ascii="Symbol" w:hAnsi="Symbol" w:hint="default"/>
+      </w:rPr>
+    </w:lvl>
+    <w:lvl w:ilvl="4" w:tplc="040C0003" w:tentative="1">
+      <w:start w:val="1"/>
+      <w:numFmt w:val="bullet"/>
+      <w:lvlText w:val="o"/>
+      <w:lvlJc w:val="left"/>
+      <w:pPr>
+        <w:ind w:left="3600" w:hanging="360"/>
+      </w:pPr>
+      <w:rPr>
+        <w:rFonts w:ascii="Courier New" w:hAnsi="Courier New" w:cs="Courier New" w:hint="default"/>
+      </w:rPr>
+    </w:lvl>
+    <w:lvl w:ilvl="5" w:tplc="040C0005" w:tentative="1">
+      <w:start w:val="1"/>
+      <w:numFmt w:val="bullet"/>
+      <w:lvlText w:val=""/>
+      <w:lvlJc w:val="left"/>
+      <w:pPr>
+        <w:ind w:left="4320" w:hanging="360"/>
+      </w:pPr>
+      <w:rPr>
+        <w:rFonts w:ascii="Wingdings" w:hAnsi="Wingdings" w:hint="default"/>
+      </w:rPr>
+    </w:lvl>
+    <w:lvl w:ilvl="6" w:tplc="040C0001" w:tentative="1">
+      <w:start w:val="1"/>
+      <w:numFmt w:val="bullet"/>
+      <w:lvlText w:val=""/>
+      <w:lvlJc w:val="left"/>
+      <w:pPr>
+        <w:ind w:left="5040" w:hanging="360"/>
+      </w:pPr>
+      <w:rPr>
+        <w:rFonts w:ascii="Symbol" w:hAnsi="Symbol" w:hint="default"/>
+      </w:rPr>
+    </w:lvl>
+    <w:lvl w:ilvl="7" w:tplc="040C0003" w:tentative="1">
+      <w:start w:val="1"/>
+      <w:numFmt w:val="bullet"/>
+      <w:lvlText w:val="o"/>
+      <w:lvlJc w:val="left"/>
+      <w:pPr>
+        <w:ind w:left="5760" w:hanging="360"/>
+      </w:pPr>
+      <w:rPr>
+        <w:rFonts w:ascii="Courier New" w:hAnsi="Courier New" w:cs="Courier New" w:hint="default"/>
+      </w:rPr>
+    </w:lvl>
+    <w:lvl w:ilvl="8" w:tplc="040C0005" w:tentative="1">
+      <w:start w:val="1"/>
+      <w:numFmt w:val="bullet"/>
+      <w:lvlText w:val=""/>
+      <w:lvlJc w:val="left"/>
+      <w:pPr>
+        <w:ind w:left="6480" w:hanging="360"/>
+      </w:pPr>
+      <w:rPr>
+        <w:rFonts w:ascii="Wingdings" w:hAnsi="Wingdings" w:hint="default"/>
+      </w:rPr>
+    </w:lvl>
+  </w:abstractNum>
+  <w:num w:numId="1">
+    <w:abstractNumId w:val="0"/>
+  </w:num>
+</w:numbering>
+</file>
+
 <file path=word/styles.xml><?xml version="1.0" encoding="utf-8"?>
-<w:styles xmlns:w="http://schemas.openxmlformats.org/wordprocessingml/2006/main" xmlns:w14="http://schemas.microsoft.com/office/word/2010/wordml" xmlns:mc="http://schemas.openxmlformats.org/markup-compatibility/2006" mc:Ignorable="w14">
+<w:styles xmlns:mc="http://schemas.openxmlformats.org/markup-compatibility/2006" xmlns:r="http://schemas.openxmlformats.org/officeDocument/2006/relationships" xmlns:w="http://schemas.openxmlformats.org/wordprocessingml/2006/main" xmlns:w14="http://schemas.microsoft.com/office/word/2010/wordml" xmlns:w15="http://schemas.microsoft.com/office/word/2012/wordml" xmlns:w16cex="http://schemas.microsoft.com/office/word/2018/wordml/cex" xmlns:w16cid="http://schemas.microsoft.com/office/word/2016/wordml/cid" xmlns:w16="http://schemas.microsoft.com/office/word/2018/wordml" xmlns:w16sdtdh="http://schemas.microsoft.com/office/word/2020/wordml/sdtdatahash" xmlns:w16se="http://schemas.microsoft.com/office/word/2015/wordml/symex" mc:Ignorable="w14 w15 w16se w16cid w16 w16cex w16sdtdh">
   <w:docDefaults>
     <w:rPrDefault>
       <w:rPr>
-        <w:rFonts w:ascii="Calibri" w:hAnsi="Calibri" w:eastAsia="Calibri" w:cs="" w:asciiTheme="minorHAnsi" w:cstheme="minorBidi" w:eastAsiaTheme="minorHAnsi" w:hAnsiTheme="minorHAnsi"/>
+        <w:rFonts w:asciiTheme="minorHAnsi" w:eastAsiaTheme="minorHAnsi" w:hAnsiTheme="minorHAnsi" w:cstheme="minorBidi"/>
         <w:sz w:val="22"/>
         <w:szCs w:val="22"/>
         <w:lang w:val="fr-FR" w:eastAsia="en-US" w:bidi="ar-SA"/>
@@ -662,21 +1292,21 @@
     </w:rPrDefault>
     <w:pPrDefault>
       <w:pPr>
-        <w:suppressAutoHyphens w:val="true"/>
+        <w:suppressAutoHyphens/>
       </w:pPr>
     </w:pPrDefault>
   </w:docDefaults>
   <w:latentStyles w:defLockedState="0" w:defUIPriority="99" w:defSemiHidden="0" w:defUnhideWhenUsed="0" w:defQFormat="0" w:count="376">
     <w:lsdException w:name="Normal" w:uiPriority="0" w:qFormat="1"/>
     <w:lsdException w:name="heading 1" w:uiPriority="9" w:qFormat="1"/>
-    <w:lsdException w:name="heading 2" w:uiPriority="9" w:semiHidden="1" w:unhideWhenUsed="1" w:qFormat="1"/>
-    <w:lsdException w:name="heading 3" w:uiPriority="9" w:semiHidden="1" w:unhideWhenUsed="1" w:qFormat="1"/>
-    <w:lsdException w:name="heading 4" w:uiPriority="9" w:semiHidden="1" w:unhideWhenUsed="1" w:qFormat="1"/>
-    <w:lsdException w:name="heading 5" w:uiPriority="9" w:semiHidden="1" w:unhideWhenUsed="1" w:qFormat="1"/>
-    <w:lsdException w:name="heading 6" w:uiPriority="9" w:semiHidden="1" w:unhideWhenUsed="1" w:qFormat="1"/>
-    <w:lsdException w:name="heading 7" w:uiPriority="9" w:semiHidden="1" w:unhideWhenUsed="1" w:qFormat="1"/>
-    <w:lsdException w:name="heading 8" w:uiPriority="9" w:semiHidden="1" w:unhideWhenUsed="1" w:qFormat="1"/>
-    <w:lsdException w:name="heading 9" w:uiPriority="9" w:semiHidden="1" w:unhideWhenUsed="1" w:qFormat="1"/>
+    <w:lsdException w:name="heading 2" w:semiHidden="1" w:uiPriority="9" w:unhideWhenUsed="1" w:qFormat="1"/>
+    <w:lsdException w:name="heading 3" w:semiHidden="1" w:uiPriority="9" w:unhideWhenUsed="1" w:qFormat="1"/>
+    <w:lsdException w:name="heading 4" w:semiHidden="1" w:uiPriority="9" w:unhideWhenUsed="1" w:qFormat="1"/>
+    <w:lsdException w:name="heading 5" w:semiHidden="1" w:uiPriority="9" w:unhideWhenUsed="1" w:qFormat="1"/>
+    <w:lsdException w:name="heading 6" w:semiHidden="1" w:uiPriority="9" w:unhideWhenUsed="1" w:qFormat="1"/>
+    <w:lsdException w:name="heading 7" w:semiHidden="1" w:uiPriority="9" w:unhideWhenUsed="1" w:qFormat="1"/>
+    <w:lsdException w:name="heading 8" w:semiHidden="1" w:uiPriority="9" w:unhideWhenUsed="1" w:qFormat="1"/>
+    <w:lsdException w:name="heading 9" w:semiHidden="1" w:uiPriority="9" w:unhideWhenUsed="1" w:qFormat="1"/>
     <w:lsdException w:name="index 1" w:semiHidden="1" w:unhideWhenUsed="1"/>
     <w:lsdException w:name="index 2" w:semiHidden="1" w:unhideWhenUsed="1"/>
     <w:lsdException w:name="index 3" w:semiHidden="1" w:unhideWhenUsed="1"/>
@@ -686,22 +1316,22 @@
     <w:lsdException w:name="index 7" w:semiHidden="1" w:unhideWhenUsed="1"/>
     <w:lsdException w:name="index 8" w:semiHidden="1" w:unhideWhenUsed="1"/>
     <w:lsdException w:name="index 9" w:semiHidden="1" w:unhideWhenUsed="1"/>
-    <w:lsdException w:name="toc 1" w:uiPriority="39" w:semiHidden="1" w:unhideWhenUsed="1"/>
-    <w:lsdException w:name="toc 2" w:uiPriority="39" w:semiHidden="1" w:unhideWhenUsed="1"/>
-    <w:lsdException w:name="toc 3" w:uiPriority="39" w:semiHidden="1" w:unhideWhenUsed="1"/>
-    <w:lsdException w:name="toc 4" w:uiPriority="39" w:semiHidden="1" w:unhideWhenUsed="1"/>
-    <w:lsdException w:name="toc 5" w:uiPriority="39" w:semiHidden="1" w:unhideWhenUsed="1"/>
-    <w:lsdException w:name="toc 6" w:uiPriority="39" w:semiHidden="1" w:unhideWhenUsed="1"/>
-    <w:lsdException w:name="toc 7" w:uiPriority="39" w:semiHidden="1" w:unhideWhenUsed="1"/>
-    <w:lsdException w:name="toc 8" w:uiPriority="39" w:semiHidden="1" w:unhideWhenUsed="1"/>
-    <w:lsdException w:name="toc 9" w:uiPriority="39" w:semiHidden="1" w:unhideWhenUsed="1"/>
+    <w:lsdException w:name="toc 1" w:semiHidden="1" w:uiPriority="39" w:unhideWhenUsed="1"/>
+    <w:lsdException w:name="toc 2" w:semiHidden="1" w:uiPriority="39" w:unhideWhenUsed="1"/>
+    <w:lsdException w:name="toc 3" w:semiHidden="1" w:uiPriority="39" w:unhideWhenUsed="1"/>
+    <w:lsdException w:name="toc 4" w:semiHidden="1" w:uiPriority="39" w:unhideWhenUsed="1"/>
+    <w:lsdException w:name="toc 5" w:semiHidden="1" w:uiPriority="39" w:unhideWhenUsed="1"/>
+    <w:lsdException w:name="toc 6" w:semiHidden="1" w:uiPriority="39" w:unhideWhenUsed="1"/>
+    <w:lsdException w:name="toc 7" w:semiHidden="1" w:uiPriority="39" w:unhideWhenUsed="1"/>
+    <w:lsdException w:name="toc 8" w:semiHidden="1" w:uiPriority="39" w:unhideWhenUsed="1"/>
+    <w:lsdException w:name="toc 9" w:semiHidden="1" w:uiPriority="39" w:unhideWhenUsed="1"/>
     <w:lsdException w:name="Normal Indent" w:semiHidden="1" w:unhideWhenUsed="1"/>
     <w:lsdException w:name="footnote text" w:semiHidden="1" w:unhideWhenUsed="1"/>
     <w:lsdException w:name="annotation text" w:semiHidden="1" w:unhideWhenUsed="1"/>
     <w:lsdException w:name="header" w:semiHidden="1" w:unhideWhenUsed="1"/>
     <w:lsdException w:name="footer" w:semiHidden="1" w:unhideWhenUsed="1"/>
     <w:lsdException w:name="index heading" w:semiHidden="1" w:unhideWhenUsed="1"/>
-    <w:lsdException w:name="caption" w:uiPriority="35" w:semiHidden="1" w:unhideWhenUsed="1" w:qFormat="1"/>
+    <w:lsdException w:name="caption" w:semiHidden="1" w:uiPriority="35" w:unhideWhenUsed="1" w:qFormat="1"/>
     <w:lsdException w:name="table of figures" w:semiHidden="1" w:unhideWhenUsed="1"/>
     <w:lsdException w:name="envelope address" w:semiHidden="1" w:unhideWhenUsed="1"/>
     <w:lsdException w:name="envelope return" w:semiHidden="1" w:unhideWhenUsed="1"/>
@@ -732,7 +1362,7 @@
     <w:lsdException w:name="Title" w:uiPriority="10" w:qFormat="1"/>
     <w:lsdException w:name="Closing" w:semiHidden="1" w:unhideWhenUsed="1"/>
     <w:lsdException w:name="Signature" w:semiHidden="1" w:unhideWhenUsed="1"/>
-    <w:lsdException w:name="Default Paragraph Font" w:uiPriority="1" w:semiHidden="1" w:unhideWhenUsed="1"/>
+    <w:lsdException w:name="Default Paragraph Font" w:semiHidden="1" w:uiPriority="1" w:unhideWhenUsed="1"/>
     <w:lsdException w:name="Body Text" w:semiHidden="1" w:unhideWhenUsed="1"/>
     <w:lsdException w:name="Body Text Indent" w:semiHidden="1" w:unhideWhenUsed="1"/>
     <w:lsdException w:name="List Continue" w:semiHidden="1" w:unhideWhenUsed="1"/>
@@ -932,8 +1562,8 @@
     <w:lsdException w:name="Subtle Reference" w:uiPriority="31" w:qFormat="1"/>
     <w:lsdException w:name="Intense Reference" w:uiPriority="32" w:qFormat="1"/>
     <w:lsdException w:name="Book Title" w:uiPriority="33" w:qFormat="1"/>
-    <w:lsdException w:name="Bibliography" w:uiPriority="37" w:semiHidden="1" w:unhideWhenUsed="1"/>
-    <w:lsdException w:name="TOC Heading" w:uiPriority="39" w:semiHidden="1" w:unhideWhenUsed="1" w:qFormat="1"/>
+    <w:lsdException w:name="Bibliography" w:semiHidden="1" w:uiPriority="37" w:unhideWhenUsed="1"/>
+    <w:lsdException w:name="TOC Heading" w:semiHidden="1" w:uiPriority="39" w:unhideWhenUsed="1" w:qFormat="1"/>
     <w:lsdException w:name="Plain Table 1" w:uiPriority="41"/>
     <w:lsdException w:name="Plain Table 2" w:uiPriority="42"/>
     <w:lsdException w:name="Plain Table 3" w:uiPriority="43"/>
@@ -1044,50 +1674,57 @@
     <w:lsdException w:name="Unresolved Mention" w:semiHidden="1" w:unhideWhenUsed="1"/>
     <w:lsdException w:name="Smart Link" w:semiHidden="1" w:unhideWhenUsed="1"/>
   </w:latentStyles>
-  <w:style w:type="paragraph" w:styleId="Normal" w:default="1">
+  <w:style w:type="paragraph" w:default="1" w:styleId="Normal">
     <w:name w:val="Normal"/>
     <w:qFormat/>
     <w:pPr>
-      <w:widowControl/>
-      <w:bidi w:val="0"/>
-      <w:spacing w:lineRule="auto" w:line="259" w:before="0" w:after="160"/>
-      <w:jc w:val="left"/>
+      <w:spacing w:after="160" w:line="259" w:lineRule="auto"/>
     </w:pPr>
-    <w:rPr>
-      <w:rFonts w:ascii="Calibri" w:hAnsi="Calibri" w:eastAsia="Calibri" w:cs="" w:asciiTheme="minorHAnsi" w:cstheme="minorBidi" w:eastAsiaTheme="minorHAnsi" w:hAnsiTheme="minorHAnsi"/>
-      <w:color w:val="auto"/>
-      <w:kern w:val="0"/>
-      <w:sz w:val="22"/>
-      <w:szCs w:val="22"/>
-      <w:lang w:val="fr-FR" w:eastAsia="en-US" w:bidi="ar-SA"/>
-    </w:rPr>
   </w:style>
   <w:style w:type="paragraph" w:styleId="Titre1">
-    <w:name w:val="Heading 1"/>
+    <w:name w:val="heading 1"/>
     <w:basedOn w:val="Titre"/>
     <w:next w:val="Corpsdetexte"/>
     <w:qFormat/>
     <w:pPr>
-      <w:spacing w:before="240" w:after="120"/>
       <w:outlineLvl w:val="0"/>
     </w:pPr>
     <w:rPr>
-      <w:rFonts w:ascii="Liberation Serif" w:hAnsi="Liberation Serif" w:eastAsia="Segoe UI" w:cs="Tahoma"/>
+      <w:rFonts w:ascii="Liberation Serif" w:eastAsia="Segoe UI" w:hAnsi="Liberation Serif" w:cs="Tahoma"/>
       <w:b/>
       <w:bCs/>
       <w:sz w:val="48"/>
       <w:szCs w:val="48"/>
     </w:rPr>
   </w:style>
-  <w:style w:type="character" w:styleId="DefaultParagraphFont" w:default="1">
+  <w:style w:type="character" w:default="1" w:styleId="Policepardfaut">
     <w:name w:val="Default Paragraph Font"/>
     <w:uiPriority w:val="1"/>
     <w:semiHidden/>
     <w:unhideWhenUsed/>
-    <w:qFormat/>
-    <w:rPr/>
   </w:style>
-  <w:style w:type="character" w:styleId="Accentuationforte">
+  <w:style w:type="table" w:default="1" w:styleId="TableauNormal">
+    <w:name w:val="Normal Table"/>
+    <w:uiPriority w:val="99"/>
+    <w:semiHidden/>
+    <w:unhideWhenUsed/>
+    <w:tblPr>
+      <w:tblInd w:w="0" w:type="dxa"/>
+      <w:tblCellMar>
+        <w:top w:w="0" w:type="dxa"/>
+        <w:left w:w="108" w:type="dxa"/>
+        <w:bottom w:w="0" w:type="dxa"/>
+        <w:right w:w="108" w:type="dxa"/>
+      </w:tblCellMar>
+    </w:tblPr>
+  </w:style>
+  <w:style w:type="numbering" w:default="1" w:styleId="Aucuneliste">
+    <w:name w:val="No List"/>
+    <w:uiPriority w:val="99"/>
+    <w:semiHidden/>
+    <w:unhideWhenUsed/>
+  </w:style>
+  <w:style w:type="character" w:customStyle="1" w:styleId="Accentuationforte">
     <w:name w:val="Accentuation forte"/>
     <w:qFormat/>
     <w:rPr>
@@ -1096,16 +1733,16 @@
     </w:rPr>
   </w:style>
   <w:style w:type="paragraph" w:styleId="Titre">
-    <w:name w:val="Titre"/>
+    <w:name w:val="Title"/>
     <w:basedOn w:val="Normal"/>
     <w:next w:val="Corpsdetexte"/>
     <w:qFormat/>
     <w:pPr>
-      <w:keepNext w:val="true"/>
+      <w:keepNext/>
       <w:spacing w:before="240" w:after="120"/>
     </w:pPr>
     <w:rPr>
-      <w:rFonts w:ascii="Liberation Sans" w:hAnsi="Liberation Sans" w:eastAsia="Microsoft YaHei" w:cs="Arial"/>
+      <w:rFonts w:ascii="Liberation Sans" w:eastAsia="Microsoft YaHei" w:hAnsi="Liberation Sans" w:cs="Arial"/>
       <w:sz w:val="28"/>
       <w:szCs w:val="28"/>
     </w:rPr>
@@ -1114,20 +1751,18 @@
     <w:name w:val="Body Text"/>
     <w:basedOn w:val="Normal"/>
     <w:pPr>
-      <w:spacing w:lineRule="auto" w:line="276" w:before="0" w:after="140"/>
+      <w:spacing w:after="140" w:line="276" w:lineRule="auto"/>
     </w:pPr>
-    <w:rPr/>
   </w:style>
   <w:style w:type="paragraph" w:styleId="Liste">
     <w:name w:val="List"/>
     <w:basedOn w:val="Corpsdetexte"/>
-    <w:pPr/>
     <w:rPr>
       <w:rFonts w:cs="Arial"/>
     </w:rPr>
   </w:style>
   <w:style w:type="paragraph" w:styleId="Lgende">
-    <w:name w:val="Caption"/>
+    <w:name w:val="caption"/>
     <w:basedOn w:val="Normal"/>
     <w:qFormat/>
     <w:pPr>
@@ -1142,7 +1777,7 @@
       <w:szCs w:val="24"/>
     </w:rPr>
   </w:style>
-  <w:style w:type="paragraph" w:styleId="Index">
+  <w:style w:type="paragraph" w:customStyle="1" w:styleId="Index">
     <w:name w:val="Index"/>
     <w:basedOn w:val="Normal"/>
     <w:qFormat/>
@@ -1151,29 +1786,18 @@
     </w:pPr>
     <w:rPr>
       <w:rFonts w:cs="Arial"/>
-      <w:lang w:val="zxx" w:eastAsia="zxx" w:bidi="zxx"/>
     </w:rPr>
   </w:style>
-  <w:style w:type="numbering" w:styleId="NoList" w:default="1">
-    <w:name w:val="No List"/>
-    <w:uiPriority w:val="99"/>
-    <w:semiHidden/>
-    <w:unhideWhenUsed/>
+  <w:style w:type="paragraph" w:styleId="Paragraphedeliste">
+    <w:name w:val="List Paragraph"/>
+    <w:basedOn w:val="Normal"/>
+    <w:uiPriority w:val="34"/>
     <w:qFormat/>
-  </w:style>
-  <w:style w:type="table" w:default="1" w:styleId="TableauNormal">
-    <w:name w:val="Normal Table"/>
-    <w:uiPriority w:val="99"/>
-    <w:semiHidden/>
-    <w:unhideWhenUsed/>
-    <w:tblPr>
-      <w:tblCellMar>
-        <w:top w:w="0" w:type="dxa"/>
-        <w:left w:w="108" w:type="dxa"/>
-        <w:bottom w:w="0" w:type="dxa"/>
-        <w:right w:w="108" w:type="dxa"/>
-      </w:tblCellMar>
-    </w:tblPr>
+    <w:rsid w:val="00E969B1"/>
+    <w:pPr>
+      <w:ind w:left="720"/>
+      <w:contextualSpacing/>
+    </w:pPr>
   </w:style>
 </w:styles>
 </file>

--- a/capture_texte/fiche en cours de remplissage/Fiche_resume_meynadier_renaud.docx
+++ b/capture_texte/fiche en cours de remplissage/Fiche_resume_meynadier_renaud.docx
@@ -678,7 +678,7 @@
         <w:rPr>
           <w:color w:val="000000" w:themeColor="text1"/>
         </w:rPr>
-        <w:t xml:space="preserve"> IAM-FRONT, qui permet la gestion de rôle, de donnée</w:t>
+        <w:t xml:space="preserve"> IAM-FRONT, qui permet la gestion de rôle</w:t>
       </w:r>
       <w:r>
         <w:rPr>
@@ -690,6 +690,18 @@
         <w:rPr>
           <w:color w:val="000000" w:themeColor="text1"/>
         </w:rPr>
+        <w:t>, de donnée</w:t>
+      </w:r>
+      <w:r>
+        <w:rPr>
+          <w:color w:val="000000" w:themeColor="text1"/>
+        </w:rPr>
+        <w:t>s</w:t>
+      </w:r>
+      <w:r>
+        <w:rPr>
+          <w:color w:val="000000" w:themeColor="text1"/>
+        </w:rPr>
         <w:t xml:space="preserve"> pour </w:t>
       </w:r>
       <w:r>
@@ -856,7 +868,19 @@
         <w:rPr>
           <w:color w:val="000000" w:themeColor="text1"/>
         </w:rPr>
-        <w:t>enduite</w:t>
+        <w:t>en</w:t>
+      </w:r>
+      <w:r>
+        <w:rPr>
+          <w:color w:val="000000" w:themeColor="text1"/>
+        </w:rPr>
+        <w:t>s</w:t>
+      </w:r>
+      <w:r>
+        <w:rPr>
+          <w:color w:val="000000" w:themeColor="text1"/>
+        </w:rPr>
+        <w:t>uite</w:t>
       </w:r>
       <w:r>
         <w:rPr>
@@ -1273,7 +1297,7 @@
       </w:rPr>
     </w:lvl>
   </w:abstractNum>
-  <w:num w:numId="1">
+  <w:num w:numId="1" w16cid:durableId="1279606537">
     <w:abstractNumId w:val="0"/>
   </w:num>
 </w:numbering>
